--- a/Project Proposal/GAM708 Proposal Form.docx
+++ b/Project Proposal/GAM708 Proposal Form.docx
@@ -1520,7 +1520,29 @@
                 <w:sz w:val="17"/>
                 <w:szCs w:val="17"/>
               </w:rPr>
-              <w:t>How will you investigate your research question? Describe the methods, tools, and processes you will use. Justify your choices in relation to your artefact type and research question.</w:t>
+              <w:t xml:space="preserve">How will you investigate your research question? </w:t>
+            </w:r>
+            <w:proofErr w:type="gramStart"/>
+            <w:r>
+              <w:rPr>
+                <w:i/>
+                <w:iCs/>
+                <w:color w:val="888888"/>
+                <w:sz w:val="17"/>
+                <w:szCs w:val="17"/>
+              </w:rPr>
+              <w:t>Describe</w:t>
+            </w:r>
+            <w:proofErr w:type="gramEnd"/>
+            <w:r>
+              <w:rPr>
+                <w:i/>
+                <w:iCs/>
+                <w:color w:val="888888"/>
+                <w:sz w:val="17"/>
+                <w:szCs w:val="17"/>
+              </w:rPr>
+              <w:t xml:space="preserve"> the methods, tools, and processes you will use. Justify your choices in relation to your artefact type and research question.</w:t>
             </w:r>
           </w:p>
           <w:p>
@@ -1787,7 +1809,29 @@
                 <w:sz w:val="17"/>
                 <w:szCs w:val="17"/>
               </w:rPr>
-              <w:t>Identify any legal, social, ethical, or professional issues associated with your project. If a full ethics application is required, note its current status. If not, briefly explain why no significant ethical risks are present.</w:t>
+              <w:t xml:space="preserve">Identify any legal, social, ethical, or professional issues associated with your project. If a full ethics application is required, note its </w:t>
+            </w:r>
+            <w:proofErr w:type="gramStart"/>
+            <w:r>
+              <w:rPr>
+                <w:i/>
+                <w:iCs/>
+                <w:color w:val="888888"/>
+                <w:sz w:val="17"/>
+                <w:szCs w:val="17"/>
+              </w:rPr>
+              <w:t>current status</w:t>
+            </w:r>
+            <w:proofErr w:type="gramEnd"/>
+            <w:r>
+              <w:rPr>
+                <w:i/>
+                <w:iCs/>
+                <w:color w:val="888888"/>
+                <w:sz w:val="17"/>
+                <w:szCs w:val="17"/>
+              </w:rPr>
+              <w:t>. If not, briefly explain why no significant ethical risks are present.</w:t>
             </w:r>
           </w:p>
           <w:p>
@@ -3535,8 +3579,6 @@
           <w:p>
             <w:pPr>
               <w:spacing w:after="120"/>
-            </w:pPr>
-            <w:r>
               <w:rPr>
                 <w:i/>
                 <w:iCs/>
@@ -3544,15 +3586,67 @@
                 <w:sz w:val="17"/>
                 <w:szCs w:val="17"/>
               </w:rPr>
+            </w:pPr>
+            <w:r>
+              <w:rPr>
+                <w:i/>
+                <w:iCs/>
+                <w:color w:val="888888"/>
+                <w:sz w:val="17"/>
+                <w:szCs w:val="17"/>
+              </w:rPr>
               <w:t>Please provide feedback on each section of the proposal, including specific comment on the proposed process documentation method. This form should be completed at or following the first supervision session after the proposal presentation.</w:t>
             </w:r>
           </w:p>
           <w:p>
             <w:pPr>
+              <w:spacing w:after="120"/>
+              <w:rPr>
+                <w:i/>
+                <w:iCs/>
+                <w:color w:val="888888"/>
+                <w:sz w:val="17"/>
+                <w:szCs w:val="17"/>
+              </w:rPr>
+            </w:pPr>
+          </w:p>
+          <w:p>
+            <w:pPr>
+              <w:spacing w:after="120"/>
+            </w:pPr>
+            <w:r>
+              <w:rPr>
+                <w:i/>
+                <w:iCs/>
+                <w:color w:val="888888"/>
+                <w:sz w:val="17"/>
+                <w:szCs w:val="17"/>
+              </w:rPr>
+              <w:t>(04/06/2026)</w:t>
+            </w:r>
+          </w:p>
+          <w:p>
+            <w:pPr>
               <w:spacing w:after="200"/>
             </w:pPr>
             <w:r>
-              <w:t xml:space="preserve"> </w:t>
+              <w:t xml:space="preserve">I read your proposal, which has many good aspects. The research question seems well-defined, and the artefacts to be produced are ambitious (4 prototypes) but sensible. I do think that the primary form this research will take is a software product. You can write a written article if you want to, but I don’t think this is required. Rather, I would recommend that you do a more thorough lit review of the available articles on level design and player navigation (bearing in mind the thousands of results that this query returned from Google Scholar). Add a few of the most relevant sources that you find to your proposal </w:t>
+            </w:r>
+            <w:proofErr w:type="gramStart"/>
+            <w:r>
+              <w:t>form, and</w:t>
+            </w:r>
+            <w:proofErr w:type="gramEnd"/>
+            <w:r>
+              <w:t xml:space="preserve"> keep investigating relevant literature and context as you work on your artefacts. I would then use this lit review and the contextual review from GDC Vault and other sources to inform your work, i.e. to help you to make artefacts that are at the cutting edge of contemporary practice and therefore able to help you to test the best practices available. From my perspective, the vlogs are an appropriate form of project documentation if your audience is indie developers, and these vlogs are sufficient as project documentation </w:t>
+            </w:r>
+            <w:proofErr w:type="gramStart"/>
+            <w:r>
+              <w:t>as long as</w:t>
+            </w:r>
+            <w:proofErr w:type="gramEnd"/>
+            <w:r>
+              <w:t xml:space="preserve"> you reference the articles and talks from your contextual review in relation to your own work. I wonder if it makes sense to do a fourth prototype combining all navigation techniques, since it would seem intuitively that a combination of lighting, space, and audio is almost certain to be more effective than any one of these strategies in isolation. Perhaps a sub-question could be *how* to most effectively combine these guidance techniques rather than *whether* to combine them.</w:t>
             </w:r>
           </w:p>
           <w:p>
@@ -5411,7 +5505,6 @@
   <w:style w:type="character" w:default="1" w:styleId="DefaultParagraphFont">
     <w:name w:val="Default Paragraph Font"/>
     <w:uiPriority w:val="1"/>
-    <w:semiHidden/>
     <w:unhideWhenUsed/>
   </w:style>
   <w:style w:type="table" w:default="1" w:styleId="TableNormal">

--- a/Project Proposal/GAM708 Proposal Form.docx
+++ b/Project Proposal/GAM708 Proposal Form.docx
@@ -1113,16 +1113,21 @@
               <w:spacing w:after="200"/>
             </w:pPr>
             <w:r>
-              <w:t xml:space="preserve">Player guidance is a fundamental aspect of game design, as designers must communicate objectives and direct players through virtual environments. Traditional methods of guidance often rely on explicit systems such as quest markers, </w:t>
-            </w:r>
-            <w:proofErr w:type="spellStart"/>
-            <w:r>
-              <w:t>minimaps</w:t>
-            </w:r>
-            <w:proofErr w:type="spellEnd"/>
-            <w:r>
-              <w:t>, objective indicators, and tutorial prompts. While effective, these systems can reduce immersion and limit opportunities for player driven discovery.</w:t>
-            </w:r>
+              <w:t>Player guidance is a fundamental aspect of game design, as designers must communicate objectives and direct players through virtual environments. Traditional methods of guidance often rely on explicit systems such as quest markers, minimaps, objective indicators, and tutorial prompts. While effective, these systems can reduce immersion and limit opportunities for player driven discovery.</w:t>
+            </w:r>
+          </w:p>
+          <w:p>
+            <w:pPr>
+              <w:spacing w:after="200"/>
+            </w:pPr>
+            <w:r>
+              <w:t>More recently, player guidance has become a topic of discussion within the game design community due to the increasing use of highly visible environmental cues often referred to by players as the “yellow paint” approach. Games such as the recent entries in the Tomb Raider, Resident Evil, and Final Fantasy series have used yellow paint or similar contrasting visual markers to highlight interactable objects and recommended routes the player should follow. While these techniques serve their purpose and help players navigate and play the game, some users are strongly against it. They believe this reduces immersion and makes environmental navigation feel overly directed. This debate highlights the ongoing challenge faced by designers: balancing clear player guidance with exploration, immersion, and player agency.</w:t>
+            </w:r>
+          </w:p>
+          <w:p>
+            <w:pPr>
+              <w:spacing w:after="200"/>
+            </w:pPr>
           </w:p>
           <w:p>
             <w:pPr>
@@ -1372,6 +1377,7 @@
               <w:spacing w:after="200"/>
             </w:pPr>
             <w:r>
+              <w:lastRenderedPageBreak/>
               <w:t>Portal</w:t>
             </w:r>
           </w:p>
@@ -1484,7 +1490,6 @@
                 <w:sz w:val="18"/>
                 <w:szCs w:val="18"/>
               </w:rPr>
-              <w:lastRenderedPageBreak/>
               <w:t>Research and development approach</w:t>
             </w:r>
           </w:p>
@@ -1857,6 +1862,11 @@
             <w:pPr>
               <w:spacing w:after="200"/>
             </w:pPr>
+          </w:p>
+          <w:p>
+            <w:pPr>
+              <w:spacing w:after="200"/>
+            </w:pPr>
             <w:r>
               <w:t xml:space="preserve"> </w:t>
             </w:r>
@@ -1889,6 +1899,7 @@
           <w:bCs/>
           <w:color w:val="FFFFFF"/>
         </w:rPr>
+        <w:lastRenderedPageBreak/>
         <w:t>7. Project plan</w:t>
       </w:r>
     </w:p>
@@ -2279,7 +2290,6 @@
                 <w:sz w:val="18"/>
                 <w:szCs w:val="18"/>
               </w:rPr>
-              <w:lastRenderedPageBreak/>
               <w:t>Week 4</w:t>
             </w:r>
           </w:p>
@@ -2427,6 +2437,9 @@
             <w:pPr>
               <w:spacing w:after="160"/>
             </w:pPr>
+            <w:r>
+              <w:t>Finalise proposal form and pitch</w:t>
+            </w:r>
           </w:p>
         </w:tc>
         <w:tc>
@@ -3453,6 +3466,7 @@
                 <w:sz w:val="17"/>
                 <w:szCs w:val="17"/>
               </w:rPr>
+              <w:lastRenderedPageBreak/>
               <w:t>Why is this method appropriate for your artefact type and working practice? How will it be made accessible within your final submission?</w:t>
             </w:r>
           </w:p>
@@ -3461,10 +3475,18 @@
               <w:spacing w:after="200"/>
             </w:pPr>
             <w:r>
-              <w:t xml:space="preserve">I plan on documenting my research and development via YouTube “Devlogs”. I chose this method as I will be able to articulate my work best through talking and I can visually show my progress at the same time. I have also had experience doing this as for my undergrad dissertation I did fortnightly </w:t>
+              <w:t>I plan on documenting my research and development via YouTube “</w:t>
             </w:r>
             <w:proofErr w:type="spellStart"/>
             <w:r>
+              <w:t>Devlogs</w:t>
+            </w:r>
+            <w:proofErr w:type="spellEnd"/>
+            <w:r>
+              <w:t xml:space="preserve">”. I chose this method as I will be able to articulate my work best through talking and I can visually show my progress at the same time. I have also had experience doing this as for my undergrad dissertation I did fortnightly </w:t>
+            </w:r>
+            <w:proofErr w:type="spellStart"/>
+            <w:r>
               <w:t>devlogs</w:t>
             </w:r>
             <w:proofErr w:type="spellEnd"/>
@@ -3496,7 +3518,6 @@
               <w:spacing w:after="200"/>
             </w:pPr>
             <w:r>
-              <w:lastRenderedPageBreak/>
               <w:t xml:space="preserve"> </w:t>
             </w:r>
           </w:p>
@@ -3624,6 +3645,16 @@
               </w:rPr>
               <w:t>(04/06/2026)</w:t>
             </w:r>
+            <w:r>
+              <w:rPr>
+                <w:i/>
+                <w:iCs/>
+                <w:color w:val="888888"/>
+                <w:sz w:val="17"/>
+                <w:szCs w:val="17"/>
+              </w:rPr>
+              <w:t xml:space="preserve"> Dr Jeff Howard </w:t>
+            </w:r>
           </w:p>
           <w:p>
             <w:pPr>
@@ -3753,6 +3784,7 @@
                 <w:sz w:val="18"/>
                 <w:szCs w:val="18"/>
               </w:rPr>
+              <w:lastRenderedPageBreak/>
               <w:t xml:space="preserve">Supervisor signature / confirmation:   </w:t>
             </w:r>
             <w:r>
@@ -5505,6 +5537,7 @@
   <w:style w:type="character" w:default="1" w:styleId="DefaultParagraphFont">
     <w:name w:val="Default Paragraph Font"/>
     <w:uiPriority w:val="1"/>
+    <w:semiHidden/>
     <w:unhideWhenUsed/>
   </w:style>
   <w:style w:type="table" w:default="1" w:styleId="TableNormal">

--- a/Project Proposal/GAM708 Proposal Form.docx
+++ b/Project Proposal/GAM708 Proposal Form.docx
@@ -869,7 +869,15 @@
                 <w:sz w:val="18"/>
                 <w:szCs w:val="18"/>
               </w:rPr>
-              <w:t xml:space="preserve">Software product / Written dissertation </w:t>
+              <w:t xml:space="preserve">Software product </w:t>
+            </w:r>
+            <w:r>
+              <w:rPr>
+                <w:color w:val="auto"/>
+                <w:sz w:val="18"/>
+                <w:szCs w:val="18"/>
+              </w:rPr>
+              <w:t>/ lit review?</w:t>
             </w:r>
           </w:p>
         </w:tc>
@@ -1128,11 +1136,6 @@
             <w:pPr>
               <w:spacing w:after="200"/>
             </w:pPr>
-          </w:p>
-          <w:p>
-            <w:pPr>
-              <w:spacing w:after="200"/>
-            </w:pPr>
             <w:r>
               <w:t>This project will build upon existing research and industry practices by investigating which environmental design techniques are most effective at influencing player navigation and decision making without explicit guidance systems. The findings aim to contribute practical recommendations for game designers seeking to create more immersive and intuitive player experiences.</w:t>
             </w:r>
@@ -1307,6 +1310,42 @@
                 <w:bCs/>
                 <w:u w:val="single"/>
               </w:rPr>
+              <w:t xml:space="preserve">Articles </w:t>
+            </w:r>
+          </w:p>
+          <w:p>
+            <w:pPr>
+              <w:spacing w:before="60" w:after="60"/>
+            </w:pPr>
+            <w:hyperlink r:id="rId8" w:history="1">
+              <w:r>
+                <w:rPr>
+                  <w:rStyle w:val="Hyperlink"/>
+                </w:rPr>
+                <w:t>The influence of urban configuration on wayfinding propensity</w:t>
+              </w:r>
+            </w:hyperlink>
+          </w:p>
+          <w:p>
+            <w:pPr>
+              <w:spacing w:before="60" w:after="60"/>
+            </w:pPr>
+          </w:p>
+          <w:p>
+            <w:pPr>
+              <w:spacing w:before="60" w:after="60"/>
+              <w:rPr>
+                <w:b/>
+                <w:bCs/>
+                <w:u w:val="single"/>
+              </w:rPr>
+            </w:pPr>
+            <w:r>
+              <w:rPr>
+                <w:b/>
+                <w:bCs/>
+                <w:u w:val="single"/>
+              </w:rPr>
               <w:t>Videos</w:t>
             </w:r>
           </w:p>
@@ -1377,7 +1416,6 @@
               <w:spacing w:after="200"/>
             </w:pPr>
             <w:r>
-              <w:lastRenderedPageBreak/>
               <w:t>Portal</w:t>
             </w:r>
           </w:p>
@@ -1555,7 +1593,7 @@
               <w:spacing w:after="200"/>
             </w:pPr>
             <w:r>
-              <w:t xml:space="preserve">I plan on watching and reading numerous academic and professional pieces that are relevant to my question. I will keep note of what I consider to be the most important and relevant sections that I will use to directly influence my research. </w:t>
+              <w:t xml:space="preserve">I will investigate my research question through a combination of literature review, contextual analysis, prototype development, and user testing. </w:t>
             </w:r>
           </w:p>
           <w:p>
@@ -1563,29 +1601,32 @@
               <w:spacing w:after="200"/>
             </w:pPr>
             <w:r>
-              <w:t xml:space="preserve">I plan to take my findings and use this to build multiple </w:t>
-            </w:r>
-            <w:r>
-              <w:t>small-scale</w:t>
-            </w:r>
-            <w:r>
-              <w:t xml:space="preserve"> artefacts that directly uses the findings of my research. This should</w:t>
-            </w:r>
-            <w:r>
-              <w:t xml:space="preserve"> help visualise what I am talking about in my article, as well as I will be able to conduct user testing and get feedback that will either prove the artefacts to be effective, or not.</w:t>
+              <w:t>The project will begin with a thorough review of academic literature relating to player navigation, wayfinding, environmental storytelling, and level design. This research will be supported by an analysis of industry sources, including GDC presentations, developer talks, and professional articles. The aim of this research phase is to identify current best practices and establish an existing foundation for the project.</w:t>
             </w:r>
           </w:p>
           <w:p>
             <w:pPr>
               <w:spacing w:after="200"/>
             </w:pPr>
+            <w:r>
+              <w:t xml:space="preserve">The findings from the literature and contextual review will influence the development of a series of small-scale playable prototypes created in unreal engine 5 or Unity </w:t>
+            </w:r>
+            <w:r>
+              <w:rPr>
+                <w:highlight w:val="red"/>
+              </w:rPr>
+              <w:t>(need to confirm this asap)</w:t>
+            </w:r>
+            <w:r>
+              <w:t>. Each prototype will explore a different environmental guidance technique, such as lighting, landmarks, and audio cues. Rather than investigating whether guidance techniques should be combined, the project will also explore how these techniques can be combined effectively to influence player navigation without relying on explicit guidance systems such as objective markers or yellow paint.</w:t>
+            </w:r>
           </w:p>
           <w:p>
             <w:pPr>
               <w:spacing w:after="200"/>
             </w:pPr>
             <w:r>
-              <w:t xml:space="preserve"> </w:t>
+              <w:t>User testing will be conducted at the end of development to evaluate the effectiveness of each prototype. Players will be asked to navigate the environments while observations are recorded. Feedback questionnaires will also be used to gather data.</w:t>
             </w:r>
           </w:p>
           <w:p>
@@ -1593,24 +1634,13 @@
               <w:spacing w:after="200"/>
             </w:pPr>
             <w:r>
-              <w:t xml:space="preserve"> </w:t>
+              <w:t>This methodology is appropriate because the research question focuses on player navigation and environmental guidance, which are best investigated through the creation of playable prototypes. User testing will allow the effectiveness of different guidance techniques to be evaluated in practice, while the lit review will ensure the designs are informed by existing research and industry practice. This approach will generate both practical artefacts and evidence-based findings relevant to game design.</w:t>
             </w:r>
           </w:p>
           <w:p>
             <w:pPr>
               <w:spacing w:after="200"/>
             </w:pPr>
-            <w:r>
-              <w:t xml:space="preserve"> </w:t>
-            </w:r>
-          </w:p>
-          <w:p>
-            <w:pPr>
-              <w:spacing w:after="200"/>
-            </w:pPr>
-            <w:r>
-              <w:t xml:space="preserve"> </w:t>
-            </w:r>
           </w:p>
         </w:tc>
       </w:tr>
@@ -1805,8 +1835,6 @@
           <w:p>
             <w:pPr>
               <w:spacing w:before="60" w:after="60"/>
-            </w:pPr>
-            <w:r>
               <w:rPr>
                 <w:i/>
                 <w:iCs/>
@@ -1814,9 +1842,7 @@
                 <w:sz w:val="17"/>
                 <w:szCs w:val="17"/>
               </w:rPr>
-              <w:t xml:space="preserve">Identify any legal, social, ethical, or professional issues associated with your project. If a full ethics application is required, note its </w:t>
-            </w:r>
-            <w:proofErr w:type="gramStart"/>
+            </w:pPr>
             <w:r>
               <w:rPr>
                 <w:i/>
@@ -1825,9 +1851,9 @@
                 <w:sz w:val="17"/>
                 <w:szCs w:val="17"/>
               </w:rPr>
-              <w:t>current status</w:t>
-            </w:r>
-            <w:proofErr w:type="gramEnd"/>
+              <w:t xml:space="preserve">Identify any legal, social, ethical, or professional issues associated with your project. If a full ethics application is required, note its </w:t>
+            </w:r>
+            <w:proofErr w:type="gramStart"/>
             <w:r>
               <w:rPr>
                 <w:i/>
@@ -1836,39 +1862,65 @@
                 <w:sz w:val="17"/>
                 <w:szCs w:val="17"/>
               </w:rPr>
+              <w:t>current status</w:t>
+            </w:r>
+            <w:proofErr w:type="gramEnd"/>
+            <w:r>
+              <w:rPr>
+                <w:i/>
+                <w:iCs/>
+                <w:color w:val="888888"/>
+                <w:sz w:val="17"/>
+                <w:szCs w:val="17"/>
+              </w:rPr>
               <w:t>. If not, briefly explain why no significant ethical risks are present.</w:t>
             </w:r>
           </w:p>
           <w:p>
             <w:pPr>
+              <w:spacing w:before="60" w:after="60"/>
+            </w:pPr>
+          </w:p>
+          <w:p>
+            <w:pPr>
               <w:spacing w:after="200"/>
             </w:pPr>
             <w:r>
+              <w:lastRenderedPageBreak/>
               <w:t xml:space="preserve"> </w:t>
             </w:r>
+            <w:r>
+              <w:t xml:space="preserve">Accessibility – Ethical implications </w:t>
+            </w:r>
           </w:p>
           <w:p>
             <w:pPr>
               <w:spacing w:after="200"/>
             </w:pPr>
             <w:r>
+              <w:t xml:space="preserve"> Playtesting – Ethical implications </w:t>
+            </w:r>
+          </w:p>
+          <w:p>
+            <w:pPr>
+              <w:spacing w:after="200"/>
+            </w:pPr>
+            <w:r>
+              <w:t xml:space="preserve">GDPR / Data Protection act – Legal implications </w:t>
+            </w:r>
+          </w:p>
+          <w:p>
+            <w:pPr>
+              <w:spacing w:after="200"/>
+            </w:pPr>
+            <w:r>
               <w:t xml:space="preserve"> </w:t>
             </w:r>
             <w:r>
-              <w:t xml:space="preserve">Ethical concerns around user testing? </w:t>
-            </w:r>
-          </w:p>
-          <w:p>
-            <w:pPr>
-              <w:spacing w:after="200"/>
-            </w:pPr>
-          </w:p>
-          <w:p>
-            <w:pPr>
-              <w:spacing w:after="200"/>
-            </w:pPr>
-            <w:r>
-              <w:t xml:space="preserve"> </w:t>
+              <w:rPr>
+                <w:highlight w:val="red"/>
+              </w:rPr>
+              <w:t>ADD MORE</w:t>
             </w:r>
           </w:p>
           <w:p>
@@ -1899,7 +1951,6 @@
           <w:bCs/>
           <w:color w:val="FFFFFF"/>
         </w:rPr>
-        <w:lastRenderedPageBreak/>
         <w:t>7. Project plan</w:t>
       </w:r>
     </w:p>
@@ -3301,6 +3352,7 @@
                 <w:sz w:val="18"/>
                 <w:szCs w:val="18"/>
               </w:rPr>
+              <w:lastRenderedPageBreak/>
               <w:t>Proposed method</w:t>
             </w:r>
           </w:p>
@@ -3466,7 +3518,6 @@
                 <w:sz w:val="17"/>
                 <w:szCs w:val="17"/>
               </w:rPr>
-              <w:lastRenderedPageBreak/>
               <w:t>Why is this method appropriate for your artefact type and working practice? How will it be made accessible within your final submission?</w:t>
             </w:r>
           </w:p>
@@ -3503,14 +3554,6 @@
             </w:r>
             <w:r>
               <w:t xml:space="preserve">commit frequency. </w:t>
-            </w:r>
-          </w:p>
-          <w:p>
-            <w:pPr>
-              <w:spacing w:after="200"/>
-            </w:pPr>
-            <w:r>
-              <w:t xml:space="preserve"> </w:t>
             </w:r>
           </w:p>
           <w:p>
@@ -3661,7 +3704,16 @@
               <w:spacing w:after="200"/>
             </w:pPr>
             <w:r>
-              <w:t xml:space="preserve">I read your proposal, which has many good aspects. The research question seems well-defined, and the artefacts to be produced are ambitious (4 prototypes) but sensible. I do think that the primary form this research will take is a software product. You can write a written article if you want to, but I don’t think this is required. Rather, I would recommend that you do a more thorough lit review of the available articles on level design and player navigation (bearing in mind the thousands of results that this query returned from Google Scholar). Add a few of the most relevant sources that you find to your proposal </w:t>
+              <w:t xml:space="preserve">I read your proposal, which has many good aspects. The research question seems well-defined, and the artefacts to be produced are ambitious (4 prototypes) but sensible. I do think that the primary form this research will take is a software product. You can write a written article if you want to, but I don’t think this is required. Rather, I would recommend that you do a more </w:t>
+            </w:r>
+            <w:r>
+              <w:rPr>
+                <w:highlight w:val="yellow"/>
+              </w:rPr>
+              <w:t>thorough lit review of the available articles on level design and player navigation</w:t>
+            </w:r>
+            <w:r>
+              <w:t xml:space="preserve"> (bearing in mind the thousands of results that this query returned from Google Scholar). Add a few of the most relevant sources that you find to your proposal </w:t>
             </w:r>
             <w:proofErr w:type="gramStart"/>
             <w:r>
@@ -3717,6 +3769,7 @@
               <w:spacing w:after="200"/>
             </w:pPr>
             <w:r>
+              <w:lastRenderedPageBreak/>
               <w:t xml:space="preserve"> </w:t>
             </w:r>
           </w:p>
@@ -3824,12 +3877,12 @@
       </w:pPr>
     </w:p>
     <w:sectPr>
-      <w:headerReference w:type="even" r:id="rId8"/>
-      <w:headerReference w:type="default" r:id="rId9"/>
-      <w:footerReference w:type="even" r:id="rId10"/>
-      <w:footerReference w:type="default" r:id="rId11"/>
-      <w:headerReference w:type="first" r:id="rId12"/>
-      <w:footerReference w:type="first" r:id="rId13"/>
+      <w:headerReference w:type="even" r:id="rId9"/>
+      <w:headerReference w:type="default" r:id="rId10"/>
+      <w:footerReference w:type="even" r:id="rId11"/>
+      <w:footerReference w:type="default" r:id="rId12"/>
+      <w:headerReference w:type="first" r:id="rId13"/>
+      <w:footerReference w:type="first" r:id="rId14"/>
       <w:pgSz w:w="11906" w:h="16838"/>
       <w:pgMar w:top="1634" w:right="1134" w:bottom="1134" w:left="1134" w:header="708" w:footer="708" w:gutter="0"/>
       <w:cols w:space="720"/>

--- a/Project Proposal/GAM708 Proposal Form.docx
+++ b/Project Proposal/GAM708 Proposal Form.docx
@@ -1329,6 +1329,25 @@
           <w:p>
             <w:pPr>
               <w:spacing w:before="60" w:after="60"/>
+              <w:rPr>
+                <w:b/>
+                <w:bCs/>
+              </w:rPr>
+            </w:pPr>
+            <w:hyperlink r:id="rId9" w:history="1">
+              <w:r>
+                <w:rPr>
+                  <w:rStyle w:val="Hyperlink"/>
+                  <w:b/>
+                  <w:bCs/>
+                </w:rPr>
+                <w:t>Game UI design: the mechanics of fun experiences</w:t>
+              </w:r>
+            </w:hyperlink>
+          </w:p>
+          <w:p>
+            <w:pPr>
+              <w:spacing w:before="60" w:after="60"/>
             </w:pPr>
           </w:p>
           <w:p>
@@ -1380,6 +1399,7 @@
                 <w:bCs/>
                 <w:u w:val="single"/>
               </w:rPr>
+              <w:lastRenderedPageBreak/>
               <w:t>Games</w:t>
             </w:r>
             <w:r>
@@ -1851,6 +1871,7 @@
                 <w:sz w:val="17"/>
                 <w:szCs w:val="17"/>
               </w:rPr>
+              <w:lastRenderedPageBreak/>
               <w:t xml:space="preserve">Identify any legal, social, ethical, or professional issues associated with your project. If a full ethics application is required, note its </w:t>
             </w:r>
             <w:proofErr w:type="gramStart"/>
@@ -1886,7 +1907,6 @@
               <w:spacing w:after="200"/>
             </w:pPr>
             <w:r>
-              <w:lastRenderedPageBreak/>
               <w:t xml:space="preserve"> </w:t>
             </w:r>
             <w:r>
@@ -3301,6 +3321,7 @@
           <w:sz w:val="17"/>
           <w:szCs w:val="17"/>
         </w:rPr>
+        <w:lastRenderedPageBreak/>
         <w:t>You are required to document your development process throughout the module. The method you choose should be appropriate to your artefact type and accessible to your assessor as part of your final submission. Your supervisor will confirm whether your proposed method is appropriate.</w:t>
       </w:r>
     </w:p>
@@ -3352,7 +3373,6 @@
                 <w:sz w:val="18"/>
                 <w:szCs w:val="18"/>
               </w:rPr>
-              <w:lastRenderedPageBreak/>
               <w:t>Proposed method</w:t>
             </w:r>
           </w:p>
@@ -3761,6 +3781,7 @@
               <w:spacing w:after="200"/>
             </w:pPr>
             <w:r>
+              <w:lastRenderedPageBreak/>
               <w:t xml:space="preserve"> </w:t>
             </w:r>
           </w:p>
@@ -3769,7 +3790,6 @@
               <w:spacing w:after="200"/>
             </w:pPr>
             <w:r>
-              <w:lastRenderedPageBreak/>
               <w:t xml:space="preserve"> </w:t>
             </w:r>
           </w:p>
@@ -3877,12 +3897,12 @@
       </w:pPr>
     </w:p>
     <w:sectPr>
-      <w:headerReference w:type="even" r:id="rId9"/>
-      <w:headerReference w:type="default" r:id="rId10"/>
-      <w:footerReference w:type="even" r:id="rId11"/>
-      <w:footerReference w:type="default" r:id="rId12"/>
-      <w:headerReference w:type="first" r:id="rId13"/>
-      <w:footerReference w:type="first" r:id="rId14"/>
+      <w:headerReference w:type="even" r:id="rId10"/>
+      <w:headerReference w:type="default" r:id="rId11"/>
+      <w:footerReference w:type="even" r:id="rId12"/>
+      <w:footerReference w:type="default" r:id="rId13"/>
+      <w:headerReference w:type="first" r:id="rId14"/>
+      <w:footerReference w:type="first" r:id="rId15"/>
       <w:pgSz w:w="11906" w:h="16838"/>
       <w:pgMar w:top="1634" w:right="1134" w:bottom="1134" w:left="1134" w:header="708" w:footer="708" w:gutter="0"/>
       <w:cols w:space="720"/>
@@ -5590,7 +5610,6 @@
   <w:style w:type="character" w:default="1" w:styleId="DefaultParagraphFont">
     <w:name w:val="Default Paragraph Font"/>
     <w:uiPriority w:val="1"/>
-    <w:semiHidden/>
     <w:unhideWhenUsed/>
   </w:style>
   <w:style w:type="table" w:default="1" w:styleId="TableNormal">

--- a/Project Proposal/GAM708 Proposal Form.docx
+++ b/Project Proposal/GAM708 Proposal Form.docx
@@ -960,31 +960,67 @@
           </w:tcPr>
           <w:p>
             <w:pPr>
-              <w:spacing w:before="60" w:after="60"/>
-              <w:rPr>
-                <w:color w:val="auto"/>
-              </w:rPr>
-            </w:pPr>
-            <w:r>
-              <w:rPr>
-                <w:color w:val="auto"/>
-              </w:rPr>
-              <w:t>The intended audience will be other game designers/ indie studios to take</w:t>
-            </w:r>
-            <w:r>
-              <w:rPr>
-                <w:color w:val="auto"/>
-              </w:rPr>
-              <w:t xml:space="preserve"> advice from the research and potentially use it to influence the design of their games. Additionally, the research does not need to be applied but can just be viewed and used to build knowledge.</w:t>
-            </w:r>
-          </w:p>
-          <w:p>
-            <w:pPr>
               <w:spacing w:after="200"/>
             </w:pPr>
             <w:r>
+              <w:t xml:space="preserve">My artefact will be a mixture of software product and a lit review </w:t>
+            </w:r>
+            <w:r>
+              <w:rPr>
+                <w:highlight w:val="red"/>
+              </w:rPr>
+              <w:t>(website post)</w:t>
+            </w:r>
+            <w:r>
+              <w:t xml:space="preserve"> that covers the findings of my research. </w:t>
+            </w:r>
+          </w:p>
+          <w:p>
+            <w:pPr>
+              <w:spacing w:after="200"/>
+            </w:pPr>
+            <w:r>
               <w:lastRenderedPageBreak/>
-              <w:t xml:space="preserve"> </w:t>
+              <w:t xml:space="preserve">More specifically I will be creating 3/4 small playable prototypes within Unreal Engine, each of these small prototypes will demonstrate a different method of environmental guidance. This will include Lighting, Architectural, Landmark </w:t>
+            </w:r>
+            <w:r>
+              <w:rPr>
+                <w:highlight w:val="red"/>
+              </w:rPr>
+              <w:t>(audio)</w:t>
+            </w:r>
+            <w:r>
+              <w:t>, and combined guidance techniques.</w:t>
+            </w:r>
+          </w:p>
+          <w:p>
+            <w:pPr>
+              <w:spacing w:after="200"/>
+            </w:pPr>
+            <w:r>
+              <w:t xml:space="preserve">Alongside this software product I will be writing a blog that discusses the findings of my research, I will </w:t>
+            </w:r>
+            <w:r>
+              <w:rPr>
+                <w:highlight w:val="red"/>
+              </w:rPr>
+              <w:t>attempt to get this blog posted by contacting some game design blogs?</w:t>
+            </w:r>
+          </w:p>
+          <w:p>
+            <w:pPr>
+              <w:spacing w:after="200"/>
+            </w:pPr>
+            <w:r>
+              <w:t>My primary audience is myself and potential future employers. I intend to use this project as a key portfolio piece, as it demonstrates my approach to game design and reflects my passion for this discipline. I will be applying for roles in Technical Design, Level Design, and Systems Design, and I believe this project provides opportunities to showcase skills relevant to all three areas. As a result, it has the potential to become a strong and versatile addition to my professional portfolio.</w:t>
+            </w:r>
+          </w:p>
+          <w:p>
+            <w:pPr>
+              <w:spacing w:after="200"/>
+            </w:pPr>
+            <w:r>
+              <w:t xml:space="preserve">A secondary audience is other game designers, particularly level designers. The findings from this project may help inform their own approaches to player guidance and environmental navigation. Additionally, indie studios may benefit from this research, as smaller development teams often lack dedicated designers. </w:t>
             </w:r>
           </w:p>
           <w:p>
@@ -1279,6 +1315,7 @@
               <w:spacing w:before="60" w:after="60"/>
             </w:pPr>
             <w:r>
+              <w:lastRenderedPageBreak/>
               <w:t xml:space="preserve">The Art of Game Design </w:t>
             </w:r>
           </w:p>
@@ -1399,7 +1436,6 @@
                 <w:bCs/>
                 <w:u w:val="single"/>
               </w:rPr>
-              <w:lastRenderedPageBreak/>
               <w:t>Games</w:t>
             </w:r>
             <w:r>
@@ -1654,7 +1690,11 @@
               <w:spacing w:after="200"/>
             </w:pPr>
             <w:r>
-              <w:t>This methodology is appropriate because the research question focuses on player navigation and environmental guidance, which are best investigated through the creation of playable prototypes. User testing will allow the effectiveness of different guidance techniques to be evaluated in practice, while the lit review will ensure the designs are informed by existing research and industry practice. This approach will generate both practical artefacts and evidence-based findings relevant to game design.</w:t>
+              <w:t xml:space="preserve">This methodology is appropriate because the research question focuses on player navigation and environmental guidance, which are best investigated through the creation of playable prototypes. User testing will allow the effectiveness of different guidance techniques to be evaluated in practice, while the lit </w:t>
+            </w:r>
+            <w:r>
+              <w:lastRenderedPageBreak/>
+              <w:t>review will ensure the designs are informed by existing research and industry practice. This approach will generate both practical artefacts and evidence-based findings relevant to game design.</w:t>
             </w:r>
           </w:p>
           <w:p>
@@ -1871,7 +1911,6 @@
                 <w:sz w:val="17"/>
                 <w:szCs w:val="17"/>
               </w:rPr>
-              <w:lastRenderedPageBreak/>
               <w:t xml:space="preserve">Identify any legal, social, ethical, or professional issues associated with your project. If a full ethics application is required, note its </w:t>
             </w:r>
             <w:proofErr w:type="gramStart"/>
@@ -1896,6 +1935,60 @@
               </w:rPr>
               <w:t>. If not, briefly explain why no significant ethical risks are present.</w:t>
             </w:r>
+          </w:p>
+          <w:p>
+            <w:pPr>
+              <w:spacing w:before="60" w:after="60"/>
+            </w:pPr>
+          </w:p>
+          <w:p>
+            <w:pPr>
+              <w:pStyle w:val="ListParagraph"/>
+              <w:numPr>
+                <w:ilvl w:val="0"/>
+                <w:numId w:val="3"/>
+              </w:numPr>
+              <w:spacing w:before="60" w:after="60"/>
+            </w:pPr>
+            <w:proofErr w:type="gramStart"/>
+            <w:r>
+              <w:t>Cant</w:t>
+            </w:r>
+            <w:proofErr w:type="gramEnd"/>
+            <w:r>
+              <w:t xml:space="preserve"> steal work (online existing research?)</w:t>
+            </w:r>
+          </w:p>
+          <w:p>
+            <w:pPr>
+              <w:pStyle w:val="ListParagraph"/>
+              <w:numPr>
+                <w:ilvl w:val="0"/>
+                <w:numId w:val="3"/>
+              </w:numPr>
+              <w:spacing w:before="60" w:after="60"/>
+            </w:pPr>
+            <w:r>
+              <w:t xml:space="preserve">Will be using assets form FAB &amp; other online places so need to make sure its acceptable </w:t>
+            </w:r>
+          </w:p>
+          <w:p>
+            <w:pPr>
+              <w:pStyle w:val="ListParagraph"/>
+              <w:numPr>
+                <w:ilvl w:val="0"/>
+                <w:numId w:val="3"/>
+              </w:numPr>
+              <w:spacing w:before="60" w:after="60"/>
+            </w:pPr>
+            <w:r>
+              <w:t>Credit research I use</w:t>
+            </w:r>
+          </w:p>
+          <w:p>
+            <w:pPr>
+              <w:spacing w:before="60" w:after="60"/>
+            </w:pPr>
           </w:p>
           <w:p>
             <w:pPr>
@@ -2681,6 +2774,7 @@
                 <w:sz w:val="18"/>
                 <w:szCs w:val="18"/>
               </w:rPr>
+              <w:lastRenderedPageBreak/>
               <w:t>Week 7</w:t>
             </w:r>
           </w:p>
@@ -2829,7 +2923,19 @@
               <w:t xml:space="preserve">Prototype 3: </w:t>
             </w:r>
             <w:r>
-              <w:t xml:space="preserve">Landmark Guidance </w:t>
+              <w:t>Landmark</w:t>
+            </w:r>
+            <w:r>
+              <w:t xml:space="preserve"> </w:t>
+            </w:r>
+            <w:r>
+              <w:rPr>
+                <w:highlight w:val="red"/>
+              </w:rPr>
+              <w:t>(audio )</w:t>
+            </w:r>
+            <w:r>
+              <w:t xml:space="preserve">Guidance </w:t>
             </w:r>
           </w:p>
         </w:tc>
@@ -3321,7 +3427,6 @@
           <w:sz w:val="17"/>
           <w:szCs w:val="17"/>
         </w:rPr>
-        <w:lastRenderedPageBreak/>
         <w:t>You are required to document your development process throughout the module. The method you choose should be appropriate to your artefact type and accessible to your assessor as part of your final submission. Your supervisor will confirm whether your proposed method is appropriate.</w:t>
       </w:r>
     </w:p>
@@ -3706,6 +3811,7 @@
                 <w:sz w:val="17"/>
                 <w:szCs w:val="17"/>
               </w:rPr>
+              <w:lastRenderedPageBreak/>
               <w:t>(04/06/2026)</w:t>
             </w:r>
             <w:r>
@@ -3781,7 +3887,6 @@
               <w:spacing w:after="200"/>
             </w:pPr>
             <w:r>
-              <w:lastRenderedPageBreak/>
               <w:t xml:space="preserve"> </w:t>
             </w:r>
           </w:p>
@@ -5032,6 +5137,119 @@
     </w:lvl>
   </w:abstractNum>
   <w:abstractNum w:abstractNumId="1" w15:restartNumberingAfterBreak="0">
+    <w:nsid w:val="41702751"/>
+    <w:multiLevelType w:val="hybridMultilevel"/>
+    <w:tmpl w:val="F1D633D8"/>
+    <w:lvl w:ilvl="0" w:tplc="08090001">
+      <w:start w:val="1"/>
+      <w:numFmt w:val="bullet"/>
+      <w:lvlText w:val=""/>
+      <w:lvlJc w:val="left"/>
+      <w:pPr>
+        <w:ind w:left="720" w:hanging="360"/>
+      </w:pPr>
+      <w:rPr>
+        <w:rFonts w:ascii="Symbol" w:hAnsi="Symbol" w:hint="default"/>
+      </w:rPr>
+    </w:lvl>
+    <w:lvl w:ilvl="1" w:tplc="08090003" w:tentative="1">
+      <w:start w:val="1"/>
+      <w:numFmt w:val="bullet"/>
+      <w:lvlText w:val="o"/>
+      <w:lvlJc w:val="left"/>
+      <w:pPr>
+        <w:ind w:left="1440" w:hanging="360"/>
+      </w:pPr>
+      <w:rPr>
+        <w:rFonts w:ascii="Courier New" w:hAnsi="Courier New" w:cs="Courier New" w:hint="default"/>
+      </w:rPr>
+    </w:lvl>
+    <w:lvl w:ilvl="2" w:tplc="08090005" w:tentative="1">
+      <w:start w:val="1"/>
+      <w:numFmt w:val="bullet"/>
+      <w:lvlText w:val=""/>
+      <w:lvlJc w:val="left"/>
+      <w:pPr>
+        <w:ind w:left="2160" w:hanging="360"/>
+      </w:pPr>
+      <w:rPr>
+        <w:rFonts w:ascii="Wingdings" w:hAnsi="Wingdings" w:hint="default"/>
+      </w:rPr>
+    </w:lvl>
+    <w:lvl w:ilvl="3" w:tplc="08090001" w:tentative="1">
+      <w:start w:val="1"/>
+      <w:numFmt w:val="bullet"/>
+      <w:lvlText w:val=""/>
+      <w:lvlJc w:val="left"/>
+      <w:pPr>
+        <w:ind w:left="2880" w:hanging="360"/>
+      </w:pPr>
+      <w:rPr>
+        <w:rFonts w:ascii="Symbol" w:hAnsi="Symbol" w:hint="default"/>
+      </w:rPr>
+    </w:lvl>
+    <w:lvl w:ilvl="4" w:tplc="08090003" w:tentative="1">
+      <w:start w:val="1"/>
+      <w:numFmt w:val="bullet"/>
+      <w:lvlText w:val="o"/>
+      <w:lvlJc w:val="left"/>
+      <w:pPr>
+        <w:ind w:left="3600" w:hanging="360"/>
+      </w:pPr>
+      <w:rPr>
+        <w:rFonts w:ascii="Courier New" w:hAnsi="Courier New" w:cs="Courier New" w:hint="default"/>
+      </w:rPr>
+    </w:lvl>
+    <w:lvl w:ilvl="5" w:tplc="08090005" w:tentative="1">
+      <w:start w:val="1"/>
+      <w:numFmt w:val="bullet"/>
+      <w:lvlText w:val=""/>
+      <w:lvlJc w:val="left"/>
+      <w:pPr>
+        <w:ind w:left="4320" w:hanging="360"/>
+      </w:pPr>
+      <w:rPr>
+        <w:rFonts w:ascii="Wingdings" w:hAnsi="Wingdings" w:hint="default"/>
+      </w:rPr>
+    </w:lvl>
+    <w:lvl w:ilvl="6" w:tplc="08090001" w:tentative="1">
+      <w:start w:val="1"/>
+      <w:numFmt w:val="bullet"/>
+      <w:lvlText w:val=""/>
+      <w:lvlJc w:val="left"/>
+      <w:pPr>
+        <w:ind w:left="5040" w:hanging="360"/>
+      </w:pPr>
+      <w:rPr>
+        <w:rFonts w:ascii="Symbol" w:hAnsi="Symbol" w:hint="default"/>
+      </w:rPr>
+    </w:lvl>
+    <w:lvl w:ilvl="7" w:tplc="08090003" w:tentative="1">
+      <w:start w:val="1"/>
+      <w:numFmt w:val="bullet"/>
+      <w:lvlText w:val="o"/>
+      <w:lvlJc w:val="left"/>
+      <w:pPr>
+        <w:ind w:left="5760" w:hanging="360"/>
+      </w:pPr>
+      <w:rPr>
+        <w:rFonts w:ascii="Courier New" w:hAnsi="Courier New" w:cs="Courier New" w:hint="default"/>
+      </w:rPr>
+    </w:lvl>
+    <w:lvl w:ilvl="8" w:tplc="08090005" w:tentative="1">
+      <w:start w:val="1"/>
+      <w:numFmt w:val="bullet"/>
+      <w:lvlText w:val=""/>
+      <w:lvlJc w:val="left"/>
+      <w:pPr>
+        <w:ind w:left="6480" w:hanging="360"/>
+      </w:pPr>
+      <w:rPr>
+        <w:rFonts w:ascii="Wingdings" w:hAnsi="Wingdings" w:hint="default"/>
+      </w:rPr>
+    </w:lvl>
+  </w:abstractNum>
+  <w:abstractNum w:abstractNumId="2" w15:restartNumberingAfterBreak="0">
     <w:nsid w:val="45E360DB"/>
     <w:multiLevelType w:val="hybridMultilevel"/>
     <w:tmpl w:val="FDDED93E"/>
@@ -5118,13 +5336,16 @@
     </w:lvl>
   </w:abstractNum>
   <w:num w:numId="1" w16cid:durableId="1841699987">
-    <w:abstractNumId w:val="1"/>
+    <w:abstractNumId w:val="2"/>
     <w:lvlOverride w:ilvl="0">
       <w:startOverride w:val="1"/>
     </w:lvlOverride>
   </w:num>
   <w:num w:numId="2" w16cid:durableId="1824854221">
     <w:abstractNumId w:val="0"/>
+  </w:num>
+  <w:num w:numId="3" w16cid:durableId="1287350727">
+    <w:abstractNumId w:val="1"/>
   </w:num>
 </w:numbering>
 </file>
@@ -5610,6 +5831,7 @@
   <w:style w:type="character" w:default="1" w:styleId="DefaultParagraphFont">
     <w:name w:val="Default Paragraph Font"/>
     <w:uiPriority w:val="1"/>
+    <w:semiHidden/>
     <w:unhideWhenUsed/>
   </w:style>
   <w:style w:type="table" w:default="1" w:styleId="TableNormal">

--- a/Project Proposal/GAM708 Proposal Form.docx
+++ b/Project Proposal/GAM708 Proposal Form.docx
@@ -1176,6 +1176,40 @@
               <w:t>This project will build upon existing research and industry practices by investigating which environmental design techniques are most effective at influencing player navigation and decision making without explicit guidance systems. The findings aim to contribute practical recommendations for game designers seeking to create more immersive and intuitive player experiences.</w:t>
             </w:r>
           </w:p>
+          <w:p>
+            <w:pPr>
+              <w:spacing w:after="200"/>
+            </w:pPr>
+          </w:p>
+          <w:p>
+            <w:pPr>
+              <w:spacing w:after="200"/>
+            </w:pPr>
+            <w:r>
+              <w:rPr>
+                <w:highlight w:val="yellow"/>
+              </w:rPr>
+              <w:t>By defining as clearly and concisely as possible what has already been said about guiding players through environmental cues, you will be in the best place to use your prototypes to investigate your research question in a focused way</w:t>
+            </w:r>
+          </w:p>
+          <w:p>
+            <w:pPr>
+              <w:spacing w:after="200"/>
+            </w:pPr>
+            <w:r>
+              <w:rPr>
+                <w:highlight w:val="yellow"/>
+              </w:rPr>
+              <w:t xml:space="preserve">For example, it would be good to hunt down the origins of the term "yellow paint." Where did gamers and level designers first start arguing about it? Then compare this with level design articles and talks, where </w:t>
+            </w:r>
+            <w:r>
+              <w:rPr>
+                <w:highlight w:val="yellow"/>
+              </w:rPr>
+              <w:lastRenderedPageBreak/>
+              <w:t>much emphasis has been placed on guiding the player through environmental cues. Totten talks about this a lot, as do many GDC Level Design summit talk</w:t>
+            </w:r>
+          </w:p>
         </w:tc>
       </w:tr>
     </w:tbl>
@@ -1280,6 +1314,54 @@
             <w:pPr>
               <w:spacing w:before="60" w:after="60"/>
               <w:rPr>
+                <w:i/>
+                <w:iCs/>
+                <w:color w:val="888888"/>
+                <w:sz w:val="17"/>
+                <w:szCs w:val="17"/>
+              </w:rPr>
+            </w:pPr>
+          </w:p>
+          <w:p>
+            <w:pPr>
+              <w:spacing w:before="60" w:after="60"/>
+              <w:jc w:val="center"/>
+              <w:rPr>
+                <w:i/>
+                <w:iCs/>
+                <w:color w:val="888888"/>
+                <w:sz w:val="17"/>
+                <w:szCs w:val="17"/>
+              </w:rPr>
+            </w:pPr>
+            <w:r>
+              <w:rPr>
+                <w:i/>
+                <w:iCs/>
+                <w:color w:val="888888"/>
+                <w:sz w:val="17"/>
+                <w:szCs w:val="17"/>
+                <w:highlight w:val="magenta"/>
+              </w:rPr>
+              <w:t>DONE</w:t>
+            </w:r>
+          </w:p>
+          <w:p>
+            <w:pPr>
+              <w:spacing w:before="60" w:after="60"/>
+              <w:rPr>
+                <w:i/>
+                <w:iCs/>
+                <w:color w:val="888888"/>
+                <w:sz w:val="17"/>
+                <w:szCs w:val="17"/>
+              </w:rPr>
+            </w:pPr>
+          </w:p>
+          <w:p>
+            <w:pPr>
+              <w:spacing w:before="60" w:after="60"/>
+              <w:rPr>
                 <w:b/>
                 <w:bCs/>
                 <w:u w:val="single"/>
@@ -1296,89 +1378,420 @@
           </w:p>
           <w:p>
             <w:pPr>
+              <w:pStyle w:val="ListParagraph"/>
+              <w:numPr>
+                <w:ilvl w:val="0"/>
+                <w:numId w:val="4"/>
+              </w:numPr>
               <w:spacing w:before="60" w:after="60"/>
             </w:pPr>
+            <w:r>
+              <w:t xml:space="preserve">Schell, J. (2024) </w:t>
+            </w:r>
+            <w:r>
+              <w:rPr>
+                <w:i/>
+                <w:iCs/>
+              </w:rPr>
+              <w:t>The Art of Game Design: A Book of Lenses</w:t>
+            </w:r>
+            <w:r>
+              <w:t xml:space="preserve">. 4th </w:t>
+            </w:r>
+            <w:proofErr w:type="spellStart"/>
+            <w:r>
+              <w:t>edn</w:t>
+            </w:r>
+            <w:proofErr w:type="spellEnd"/>
+            <w:r>
+              <w:t>. Boca Raton: CRC Press.</w:t>
+            </w:r>
+          </w:p>
+          <w:p>
+            <w:pPr>
+              <w:pStyle w:val="ListParagraph"/>
+              <w:spacing w:before="60" w:after="60"/>
+              <w:ind w:left="720"/>
+            </w:pPr>
+            <w:r>
+              <w:t xml:space="preserve">Available at: </w:t>
+            </w:r>
+            <w:r>
+              <w:t>https://schellgames.com/art-of-game-design</w:t>
+            </w:r>
+          </w:p>
+          <w:p>
+            <w:pPr>
+              <w:spacing w:before="60" w:after="60"/>
+            </w:pPr>
+          </w:p>
+          <w:p>
+            <w:pPr>
+              <w:pStyle w:val="ListParagraph"/>
+              <w:numPr>
+                <w:ilvl w:val="0"/>
+                <w:numId w:val="4"/>
+              </w:numPr>
+              <w:spacing w:before="60" w:after="60"/>
+            </w:pPr>
+            <w:r>
+              <w:t xml:space="preserve">Salen, K. and Zimmerman, E. (2004) </w:t>
+            </w:r>
+            <w:r>
+              <w:rPr>
+                <w:i/>
+                <w:iCs/>
+              </w:rPr>
+              <w:t>Rules of Play: Game Design Fundamentals</w:t>
+            </w:r>
+            <w:r>
+              <w:t>. Cambridge, MA: MIT Press.</w:t>
+            </w:r>
+            <w:r>
+              <w:t xml:space="preserve"> Available at: </w:t>
+            </w:r>
+            <w:r>
+              <w:t>https://mitpress.mit.edu/9780262240451/rules-of-play/</w:t>
+            </w:r>
+          </w:p>
+          <w:p>
+            <w:pPr>
+              <w:spacing w:before="60" w:after="60"/>
+            </w:pPr>
+          </w:p>
+          <w:p>
+            <w:pPr>
+              <w:pStyle w:val="ListParagraph"/>
+              <w:numPr>
+                <w:ilvl w:val="0"/>
+                <w:numId w:val="4"/>
+              </w:numPr>
+              <w:spacing w:before="60" w:after="60"/>
+            </w:pPr>
+            <w:r>
+              <w:t xml:space="preserve">Totten, C.W. (2019) </w:t>
+            </w:r>
+            <w:r>
+              <w:rPr>
+                <w:i/>
+                <w:iCs/>
+              </w:rPr>
+              <w:t>An Architectural Approach to Level Design</w:t>
+            </w:r>
+            <w:r>
+              <w:t xml:space="preserve">. 2nd </w:t>
+            </w:r>
+            <w:proofErr w:type="spellStart"/>
+            <w:r>
+              <w:t>edn</w:t>
+            </w:r>
+            <w:proofErr w:type="spellEnd"/>
+            <w:r>
+              <w:t>. Boca Raton: CRC Press.</w:t>
+            </w:r>
+            <w:r>
+              <w:t xml:space="preserve"> Available at: </w:t>
+            </w:r>
+            <w:r>
+              <w:t>https://www.amazon.co.uk/Architectural-Approach-Level-Design/dp/1466585412</w:t>
+            </w:r>
+          </w:p>
+          <w:p>
+            <w:pPr>
+              <w:spacing w:before="60" w:after="60"/>
+            </w:pPr>
+          </w:p>
+          <w:p>
+            <w:pPr>
+              <w:spacing w:before="60" w:after="60"/>
+              <w:rPr>
+                <w:b/>
+                <w:bCs/>
+                <w:u w:val="single"/>
+              </w:rPr>
+            </w:pPr>
+            <w:r>
+              <w:rPr>
+                <w:b/>
+                <w:bCs/>
+                <w:u w:val="single"/>
+              </w:rPr>
+              <w:t xml:space="preserve">Academic </w:t>
+            </w:r>
+            <w:r>
+              <w:rPr>
+                <w:b/>
+                <w:bCs/>
+                <w:u w:val="single"/>
+              </w:rPr>
+              <w:t xml:space="preserve">Articles </w:t>
+            </w:r>
+          </w:p>
+          <w:p>
+            <w:pPr>
+              <w:spacing w:before="60" w:after="60"/>
+            </w:pPr>
+          </w:p>
+          <w:p>
+            <w:pPr>
+              <w:pStyle w:val="ListParagraph"/>
+              <w:numPr>
+                <w:ilvl w:val="0"/>
+                <w:numId w:val="5"/>
+              </w:numPr>
+              <w:spacing w:before="60" w:after="60"/>
+            </w:pPr>
+            <w:r>
+              <w:t>Carlson, L.A., Hölscher, C., Shipley, T.F. and Dalton, R.C. (2010) ‘Getting Lost in Buildings’,</w:t>
+            </w:r>
+          </w:p>
+          <w:p>
+            <w:pPr>
+              <w:spacing w:before="60" w:after="60"/>
+              <w:ind w:left="720"/>
+            </w:pPr>
+            <w:r>
+              <w:t xml:space="preserve"> </w:t>
+            </w:r>
+            <w:r>
+              <w:rPr>
+                <w:i/>
+                <w:iCs/>
+              </w:rPr>
+              <w:t>Current Directions in Psychological Science</w:t>
+            </w:r>
+            <w:r>
+              <w:t>, 19(5), pp. 284–289.</w:t>
+            </w:r>
+            <w:r>
+              <w:t xml:space="preserve"> Available at:         </w:t>
+            </w:r>
             <w:hyperlink r:id="rId7" w:history="1">
               <w:r>
                 <w:rPr>
                   <w:rStyle w:val="Hyperlink"/>
                 </w:rPr>
-                <w:t>An architectural approach to level design</w:t>
+                <w:t>https://journals.sagepub.com/doi/abs/10.1177/0963721410383243</w:t>
               </w:r>
             </w:hyperlink>
-            <w:r>
+          </w:p>
+          <w:p>
+            <w:pPr>
+              <w:pStyle w:val="ListParagraph"/>
+              <w:spacing w:before="60" w:after="60"/>
+              <w:ind w:left="720"/>
+            </w:pPr>
+          </w:p>
+          <w:p>
+            <w:pPr>
+              <w:pStyle w:val="ListParagraph"/>
+              <w:numPr>
+                <w:ilvl w:val="0"/>
+                <w:numId w:val="5"/>
+              </w:numPr>
+              <w:spacing w:before="60" w:after="60"/>
+              <w:rPr>
+                <w:sz w:val="12"/>
+                <w:szCs w:val="12"/>
+              </w:rPr>
+            </w:pPr>
+            <w:r>
+              <w:t xml:space="preserve">Abdullahi, M.S., Ryu, J.J., Kim, S.-N. and Lee, J. (2025) ‘The influence of urban configuration on wayfinding propensity: A video game-based study’, </w:t>
+            </w:r>
+            <w:r>
+              <w:rPr>
+                <w:i/>
+                <w:iCs/>
+              </w:rPr>
+              <w:t>Urban Design International</w:t>
+            </w:r>
+            <w:r>
+              <w:t>. Available at:</w:t>
+            </w:r>
+          </w:p>
+          <w:p>
+            <w:pPr>
+              <w:pStyle w:val="ListParagraph"/>
+              <w:spacing w:before="60" w:after="60"/>
+              <w:ind w:left="720"/>
+            </w:pPr>
+            <w:r>
+              <w:rPr>
+                <w:sz w:val="32"/>
+                <w:szCs w:val="32"/>
+              </w:rPr>
               <w:t xml:space="preserve"> </w:t>
             </w:r>
+            <w:r>
+              <w:t>https://doi.org/10.1057/s41289-025-00290-7</w:t>
+            </w:r>
           </w:p>
           <w:p>
             <w:pPr>
               <w:spacing w:before="60" w:after="60"/>
             </w:pPr>
-            <w:r>
-              <w:lastRenderedPageBreak/>
-              <w:t xml:space="preserve">The Art of Game Design </w:t>
-            </w:r>
-          </w:p>
-          <w:p>
-            <w:pPr>
+          </w:p>
+          <w:p>
+            <w:pPr>
+              <w:pStyle w:val="ListParagraph"/>
+              <w:numPr>
+                <w:ilvl w:val="0"/>
+                <w:numId w:val="5"/>
+              </w:numPr>
               <w:spacing w:before="60" w:after="60"/>
             </w:pPr>
             <w:r>
-              <w:t>Rules of Play</w:t>
-            </w:r>
-          </w:p>
-          <w:p>
-            <w:pPr>
+              <w:t xml:space="preserve">Nacke, L.E. and Deterding, S. (2017) ‘The maturing of gamification research’, </w:t>
+            </w:r>
+          </w:p>
+          <w:p>
+            <w:pPr>
+              <w:pStyle w:val="ListParagraph"/>
               <w:spacing w:before="60" w:after="60"/>
-            </w:pPr>
-          </w:p>
-          <w:p>
-            <w:pPr>
-              <w:spacing w:before="60" w:after="60"/>
-              <w:rPr>
-                <w:b/>
-                <w:bCs/>
-                <w:u w:val="single"/>
-              </w:rPr>
-            </w:pPr>
-            <w:r>
-              <w:rPr>
-                <w:b/>
-                <w:bCs/>
-                <w:u w:val="single"/>
-              </w:rPr>
-              <w:t xml:space="preserve">Articles </w:t>
-            </w:r>
-          </w:p>
-          <w:p>
-            <w:pPr>
-              <w:spacing w:before="60" w:after="60"/>
-            </w:pPr>
+              <w:ind w:left="720"/>
+            </w:pPr>
+            <w:r>
+              <w:rPr>
+                <w:i/>
+                <w:iCs/>
+              </w:rPr>
+              <w:t xml:space="preserve">Computers in Human </w:t>
+            </w:r>
+            <w:proofErr w:type="spellStart"/>
+            <w:r>
+              <w:rPr>
+                <w:i/>
+                <w:iCs/>
+              </w:rPr>
+              <w:t>Behavior</w:t>
+            </w:r>
+            <w:proofErr w:type="spellEnd"/>
+            <w:r>
+              <w:t>, 71, pp. 450–454.</w:t>
+            </w:r>
+            <w:r>
+              <w:t xml:space="preserve"> Available at: </w:t>
+            </w:r>
             <w:hyperlink r:id="rId8" w:history="1">
               <w:r>
                 <w:rPr>
                   <w:rStyle w:val="Hyperlink"/>
                 </w:rPr>
-                <w:t>The influence of urban configuration on wayfinding propensity</w:t>
+                <w:t>https://eprints.whiterose.ac</w:t>
               </w:r>
-            </w:hyperlink>
-          </w:p>
-          <w:p>
-            <w:pPr>
-              <w:spacing w:before="60" w:after="60"/>
-              <w:rPr>
-                <w:b/>
-                <w:bCs/>
-              </w:rPr>
-            </w:pPr>
-            <w:hyperlink r:id="rId9" w:history="1">
               <w:r>
                 <w:rPr>
                   <w:rStyle w:val="Hyperlink"/>
-                  <w:b/>
-                  <w:bCs/>
                 </w:rPr>
-                <w:t>Game UI design: the mechanics of fun experiences</w:t>
+                <w:t>.</w:t>
+              </w:r>
+              <w:r>
+                <w:rPr>
+                  <w:rStyle w:val="Hyperlink"/>
+                </w:rPr>
+                <w:t>uk/id/eprint/111254/1/Dete</w:t>
+              </w:r>
+              <w:r>
+                <w:rPr>
+                  <w:rStyle w:val="Hyperlink"/>
+                </w:rPr>
+                <w:t>r</w:t>
+              </w:r>
+              <w:r>
+                <w:rPr>
+                  <w:rStyle w:val="Hyperlink"/>
+                </w:rPr>
+                <w:t>ding_Nacke_Editorial_Maturing_</w:t>
+              </w:r>
+            </w:hyperlink>
+          </w:p>
+          <w:p>
+            <w:pPr>
+              <w:pStyle w:val="ListParagraph"/>
+              <w:spacing w:before="60" w:after="60"/>
+              <w:ind w:left="720"/>
+            </w:pPr>
+            <w:r>
+              <w:t>Gamification_Research.pdf</w:t>
+            </w:r>
+          </w:p>
+          <w:p>
+            <w:pPr>
+              <w:pStyle w:val="ListParagraph"/>
+              <w:spacing w:before="60" w:after="60"/>
+              <w:ind w:left="720"/>
+            </w:pPr>
+          </w:p>
+          <w:p>
+            <w:pPr>
+              <w:pStyle w:val="ListParagraph"/>
+              <w:numPr>
+                <w:ilvl w:val="0"/>
+                <w:numId w:val="5"/>
+              </w:numPr>
+              <w:spacing w:before="60" w:after="60"/>
+            </w:pPr>
+            <w:proofErr w:type="spellStart"/>
+            <w:r>
+              <w:t>Justinmind</w:t>
+            </w:r>
+            <w:proofErr w:type="spellEnd"/>
+            <w:r>
+              <w:t xml:space="preserve"> (2025) ‘Game UI design: The mechanics of fun </w:t>
+            </w:r>
+            <w:proofErr w:type="gramStart"/>
+            <w:r>
+              <w:t>experiences’</w:t>
+            </w:r>
+            <w:proofErr w:type="gramEnd"/>
+            <w:r>
+              <w:t xml:space="preserve">. </w:t>
+            </w:r>
+            <w:proofErr w:type="spellStart"/>
+            <w:r>
+              <w:rPr>
+                <w:i/>
+                <w:iCs/>
+              </w:rPr>
+              <w:t>Justinmind</w:t>
+            </w:r>
+            <w:proofErr w:type="spellEnd"/>
+            <w:r>
+              <w:rPr>
+                <w:i/>
+                <w:iCs/>
+              </w:rPr>
+              <w:t xml:space="preserve"> Blog</w:t>
+            </w:r>
+            <w:r>
+              <w:t xml:space="preserve">, 7 February. Available at: </w:t>
+            </w:r>
+            <w:hyperlink r:id="rId9" w:tgtFrame="_blank" w:history="1">
+              <w:proofErr w:type="spellStart"/>
+              <w:r>
+                <w:rPr>
+                  <w:rStyle w:val="Hyperlink"/>
+                </w:rPr>
+                <w:t>Justinmind</w:t>
+              </w:r>
+              <w:proofErr w:type="spellEnd"/>
+              <w:r>
+                <w:rPr>
+                  <w:rStyle w:val="Hyperlink"/>
+                </w:rPr>
+                <w:t xml:space="preserve"> </w:t>
+              </w:r>
+              <w:r>
+                <w:rPr>
+                  <w:rStyle w:val="Hyperlink"/>
+                </w:rPr>
+                <w:t>–</w:t>
+              </w:r>
+              <w:r>
+                <w:rPr>
+                  <w:rStyle w:val="Hyperlink"/>
+                </w:rPr>
+                <w:t xml:space="preserve"> Game UI design: The mechanics of fun experiences</w:t>
               </w:r>
             </w:hyperlink>
           </w:p>
@@ -1407,24 +1820,115 @@
           </w:p>
           <w:p>
             <w:pPr>
-              <w:spacing w:before="60" w:after="60"/>
-            </w:pPr>
-            <w:r>
-              <w:t>Interview with Jason Blundel (Ex Lead designer @Activision)</w:t>
-            </w:r>
-          </w:p>
-          <w:p>
-            <w:pPr>
-              <w:spacing w:before="60" w:after="60"/>
-            </w:pPr>
-            <w:r>
-              <w:t>GDC Talks (need to find specific ones)</w:t>
-            </w:r>
-          </w:p>
-          <w:p>
-            <w:pPr>
+              <w:pStyle w:val="ListParagraph"/>
+              <w:numPr>
+                <w:ilvl w:val="0"/>
+                <w:numId w:val="5"/>
+              </w:numPr>
               <w:spacing w:after="200"/>
             </w:pPr>
+            <w:r>
+              <w:t xml:space="preserve">Game Developers Conference (2010) </w:t>
+            </w:r>
+            <w:r>
+              <w:rPr>
+                <w:i/>
+                <w:iCs/>
+              </w:rPr>
+              <w:t>Ten Principles for Good Level Design</w:t>
+            </w:r>
+            <w:r>
+              <w:t>. Presented by Dan Taylor.</w:t>
+            </w:r>
+            <w:r>
+              <w:t xml:space="preserve"> Available at: </w:t>
+            </w:r>
+            <w:r>
+              <w:t>https://www.youtube.com/watch?v=iNEe3KhMvXM</w:t>
+            </w:r>
+          </w:p>
+          <w:p>
+            <w:pPr>
+              <w:pStyle w:val="ListParagraph"/>
+              <w:numPr>
+                <w:ilvl w:val="0"/>
+                <w:numId w:val="5"/>
+              </w:numPr>
+              <w:spacing w:after="200"/>
+            </w:pPr>
+            <w:r>
+              <w:t xml:space="preserve">Game Developers Conference (2017) </w:t>
+            </w:r>
+            <w:r>
+              <w:rPr>
+                <w:i/>
+                <w:iCs/>
+              </w:rPr>
+              <w:t>Level Design Workshop: Tricks of the Trade</w:t>
+            </w:r>
+            <w:r>
+              <w:t>. Presented by Steve Lee.</w:t>
+            </w:r>
+            <w:r>
+              <w:t xml:space="preserve"> </w:t>
+            </w:r>
+            <w:r>
+              <w:t>Available at:</w:t>
+            </w:r>
+            <w:r>
+              <w:t xml:space="preserve"> </w:t>
+            </w:r>
+            <w:r>
+              <w:t>https://www.gamedeveloper.com/design/gdc-2017-level-design-workshop</w:t>
+            </w:r>
+          </w:p>
+          <w:p>
+            <w:pPr>
+              <w:pStyle w:val="ListParagraph"/>
+              <w:numPr>
+                <w:ilvl w:val="0"/>
+                <w:numId w:val="5"/>
+              </w:numPr>
+              <w:spacing w:after="200"/>
+            </w:pPr>
+            <w:r>
+              <w:t>Blundell, J. (Various interviews) Discussion of player flow, environmental storytelling and navigation design in Call of Duty Zombies.</w:t>
+            </w:r>
+            <w:r>
+              <w:t xml:space="preserve"> </w:t>
+            </w:r>
+            <w:r>
+              <w:t>Available at:</w:t>
+            </w:r>
+            <w:r>
+              <w:t xml:space="preserve"> </w:t>
+            </w:r>
+            <w:r>
+              <w:t>https://www.youtube.com/watch?v=i7Cvu4Aq3IQ</w:t>
+            </w:r>
+          </w:p>
+          <w:p>
+            <w:pPr>
+              <w:pStyle w:val="ListParagraph"/>
+              <w:numPr>
+                <w:ilvl w:val="0"/>
+                <w:numId w:val="5"/>
+              </w:numPr>
+              <w:spacing w:after="200"/>
+            </w:pPr>
+            <w:r>
+              <w:lastRenderedPageBreak/>
+              <w:t xml:space="preserve">What is a </w:t>
+            </w:r>
+            <w:r>
+              <w:t>Disney Weenie</w:t>
+            </w:r>
+            <w:r>
+              <w:t xml:space="preserve">? Available at: </w:t>
+            </w:r>
+            <w:r>
+              <w:t>https://www.youtube.com/watch?v=S7COKSbmXWk</w:t>
+            </w:r>
           </w:p>
           <w:p>
             <w:pPr>
@@ -1451,16 +1955,6 @@
             <w:r>
               <w:t>All these games use environmental guidance incredibly well without constantly relying on UI markers)</w:t>
             </w:r>
-          </w:p>
-          <w:p>
-            <w:pPr>
-              <w:spacing w:before="60" w:after="60"/>
-              <w:rPr>
-                <w:b/>
-                <w:bCs/>
-                <w:u w:val="single"/>
-              </w:rPr>
-            </w:pPr>
           </w:p>
           <w:p>
             <w:pPr>
@@ -1474,6 +1968,9 @@
             <w:r>
               <w:t>Portal</w:t>
             </w:r>
+            <w:r>
+              <w:t xml:space="preserve"> (Valve, 2007)</w:t>
+            </w:r>
           </w:p>
           <w:p>
             <w:pPr>
@@ -1487,6 +1984,9 @@
             <w:r>
               <w:t>The Last of Us</w:t>
             </w:r>
+            <w:r>
+              <w:t xml:space="preserve"> (Naughty Dog, 2013)</w:t>
+            </w:r>
           </w:p>
           <w:p>
             <w:pPr>
@@ -1499,6 +1999,9 @@
             </w:pPr>
             <w:r>
               <w:t xml:space="preserve">BioShock </w:t>
+            </w:r>
+            <w:r>
+              <w:t>(2K Boston/2K Australia, 2007)</w:t>
             </w:r>
           </w:p>
           <w:p>
@@ -1690,11 +2193,7 @@
               <w:spacing w:after="200"/>
             </w:pPr>
             <w:r>
-              <w:t xml:space="preserve">This methodology is appropriate because the research question focuses on player navigation and environmental guidance, which are best investigated through the creation of playable prototypes. User testing will allow the effectiveness of different guidance techniques to be evaluated in practice, while the lit </w:t>
-            </w:r>
-            <w:r>
-              <w:lastRenderedPageBreak/>
-              <w:t>review will ensure the designs are informed by existing research and industry practice. This approach will generate both practical artefacts and evidence-based findings relevant to game design.</w:t>
+              <w:t>This methodology is appropriate because the research question focuses on player navigation and environmental guidance, which are best investigated through the creation of playable prototypes. User testing will allow the effectiveness of different guidance techniques to be evaluated in practice, while the lit review will ensure the designs are informed by existing research and industry practice. This approach will generate both practical artefacts and evidence-based findings relevant to game design.</w:t>
             </w:r>
           </w:p>
           <w:p>
@@ -1811,7 +2310,7 @@
                 <w:sz w:val="17"/>
                 <w:szCs w:val="17"/>
               </w:rPr>
-              <w:t>Yes / No / Unsure — discuss with your supervisor if unsure</w:t>
+              <w:t>Yes – Low/Medium Risk</w:t>
             </w:r>
           </w:p>
         </w:tc>
@@ -1911,6 +2410,7 @@
                 <w:sz w:val="17"/>
                 <w:szCs w:val="17"/>
               </w:rPr>
+              <w:lastRenderedPageBreak/>
               <w:t xml:space="preserve">Identify any legal, social, ethical, or professional issues associated with your project. If a full ethics application is required, note its </w:t>
             </w:r>
             <w:proofErr w:type="gramStart"/>
@@ -1939,24 +2439,52 @@
           <w:p>
             <w:pPr>
               <w:spacing w:before="60" w:after="60"/>
-            </w:pPr>
+              <w:rPr>
+                <w:i/>
+                <w:iCs/>
+                <w:color w:val="888888"/>
+                <w:sz w:val="17"/>
+                <w:szCs w:val="17"/>
+              </w:rPr>
+            </w:pPr>
+          </w:p>
+          <w:p>
+            <w:pPr>
+              <w:spacing w:after="200"/>
+              <w:rPr>
+                <w:b/>
+                <w:bCs/>
+                <w:u w:val="single"/>
+              </w:rPr>
+            </w:pPr>
+            <w:r>
+              <w:rPr>
+                <w:b/>
+                <w:bCs/>
+                <w:u w:val="single"/>
+              </w:rPr>
+              <w:t>Ethical Considerations</w:t>
+            </w:r>
+          </w:p>
+          <w:p>
+            <w:pPr>
+              <w:spacing w:after="200"/>
+            </w:pPr>
+            <w:r>
+              <w:t>Accessibility Considerations</w:t>
+            </w:r>
           </w:p>
           <w:p>
             <w:pPr>
               <w:pStyle w:val="ListParagraph"/>
               <w:numPr>
                 <w:ilvl w:val="0"/>
-                <w:numId w:val="3"/>
+                <w:numId w:val="6"/>
               </w:numPr>
-              <w:spacing w:before="60" w:after="60"/>
-            </w:pPr>
-            <w:proofErr w:type="gramStart"/>
-            <w:r>
-              <w:t>Cant</w:t>
-            </w:r>
-            <w:proofErr w:type="gramEnd"/>
-            <w:r>
-              <w:t xml:space="preserve"> steal work (online existing research?)</w:t>
+              <w:spacing w:after="200"/>
+            </w:pPr>
+            <w:r>
+              <w:t xml:space="preserve">The prototypes should consider accessibility where possible </w:t>
             </w:r>
           </w:p>
           <w:p>
@@ -1964,12 +2492,12 @@
               <w:pStyle w:val="ListParagraph"/>
               <w:numPr>
                 <w:ilvl w:val="0"/>
-                <w:numId w:val="3"/>
+                <w:numId w:val="6"/>
               </w:numPr>
-              <w:spacing w:before="60" w:after="60"/>
-            </w:pPr>
-            <w:r>
-              <w:t xml:space="preserve">Will be using assets form FAB &amp; other online places so need to make sure its acceptable </w:t>
+              <w:spacing w:after="200"/>
+            </w:pPr>
+            <w:r>
+              <w:t>User testing should not exclude participants unnecessarily</w:t>
             </w:r>
           </w:p>
           <w:p>
@@ -1977,33 +2505,12 @@
               <w:pStyle w:val="ListParagraph"/>
               <w:numPr>
                 <w:ilvl w:val="0"/>
-                <w:numId w:val="3"/>
+                <w:numId w:val="6"/>
               </w:numPr>
-              <w:spacing w:before="60" w:after="60"/>
-            </w:pPr>
-            <w:r>
-              <w:t>Credit research I use</w:t>
-            </w:r>
-          </w:p>
-          <w:p>
-            <w:pPr>
-              <w:spacing w:before="60" w:after="60"/>
-            </w:pPr>
-          </w:p>
-          <w:p>
-            <w:pPr>
-              <w:spacing w:before="60" w:after="60"/>
-            </w:pPr>
-          </w:p>
-          <w:p>
-            <w:pPr>
               <w:spacing w:after="200"/>
             </w:pPr>
             <w:r>
-              <w:t xml:space="preserve"> </w:t>
-            </w:r>
-            <w:r>
-              <w:t xml:space="preserve">Accessibility – Ethical implications </w:t>
+              <w:t xml:space="preserve">Instructions and questionaries should be clear and understandable </w:t>
             </w:r>
           </w:p>
           <w:p>
@@ -2011,38 +2518,261 @@
               <w:spacing w:after="200"/>
             </w:pPr>
             <w:r>
-              <w:t xml:space="preserve"> Playtesting – Ethical implications </w:t>
-            </w:r>
-          </w:p>
-          <w:p>
-            <w:pPr>
+              <w:t>Playtesting and Participant Consent</w:t>
+            </w:r>
+          </w:p>
+          <w:p>
+            <w:pPr>
+              <w:pStyle w:val="ListParagraph"/>
+              <w:numPr>
+                <w:ilvl w:val="0"/>
+                <w:numId w:val="7"/>
+              </w:numPr>
               <w:spacing w:after="200"/>
             </w:pPr>
             <w:r>
-              <w:t xml:space="preserve">GDPR / Data Protection act – Legal implications </w:t>
-            </w:r>
-          </w:p>
-          <w:p>
-            <w:pPr>
+              <w:t>Participan</w:t>
+            </w:r>
+            <w:r>
+              <w:t>ts will be informed about the purpose of the testing before taking part</w:t>
+            </w:r>
+          </w:p>
+          <w:p>
+            <w:pPr>
+              <w:pStyle w:val="ListParagraph"/>
+              <w:numPr>
+                <w:ilvl w:val="0"/>
+                <w:numId w:val="7"/>
+              </w:numPr>
               <w:spacing w:after="200"/>
             </w:pPr>
             <w:r>
-              <w:t xml:space="preserve"> </w:t>
-            </w:r>
-            <w:r>
-              <w:rPr>
-                <w:highlight w:val="red"/>
-              </w:rPr>
-              <w:t>ADD MORE</w:t>
-            </w:r>
-          </w:p>
-          <w:p>
-            <w:pPr>
+              <w:t xml:space="preserve">Participation will be voluntary </w:t>
+            </w:r>
+          </w:p>
+          <w:p>
+            <w:pPr>
+              <w:pStyle w:val="ListParagraph"/>
+              <w:numPr>
+                <w:ilvl w:val="0"/>
+                <w:numId w:val="7"/>
+              </w:numPr>
               <w:spacing w:after="200"/>
             </w:pPr>
             <w:r>
-              <w:t xml:space="preserve"> </w:t>
-            </w:r>
+              <w:t>Participants will be able to withdraw at any time</w:t>
+            </w:r>
+          </w:p>
+          <w:p>
+            <w:pPr>
+              <w:pStyle w:val="ListParagraph"/>
+              <w:numPr>
+                <w:ilvl w:val="0"/>
+                <w:numId w:val="7"/>
+              </w:numPr>
+              <w:spacing w:after="200"/>
+            </w:pPr>
+            <w:r>
+              <w:t>Feedback will be anonymous when analysed and reported</w:t>
+            </w:r>
+          </w:p>
+          <w:p>
+            <w:pPr>
+              <w:spacing w:after="200"/>
+            </w:pPr>
+            <w:r>
+              <w:t xml:space="preserve">Research Integrity </w:t>
+            </w:r>
+          </w:p>
+          <w:p>
+            <w:pPr>
+              <w:pStyle w:val="ListParagraph"/>
+              <w:numPr>
+                <w:ilvl w:val="0"/>
+                <w:numId w:val="8"/>
+              </w:numPr>
+              <w:spacing w:after="200"/>
+            </w:pPr>
+            <w:r>
+              <w:t xml:space="preserve">All academic, industry, and online sources will be properly referenced to avoid plagiarism </w:t>
+            </w:r>
+          </w:p>
+          <w:p>
+            <w:pPr>
+              <w:pStyle w:val="ListParagraph"/>
+              <w:numPr>
+                <w:ilvl w:val="0"/>
+                <w:numId w:val="8"/>
+              </w:numPr>
+              <w:spacing w:after="200"/>
+            </w:pPr>
+            <w:r>
+              <w:t>Research findings will be reported accurately and without intentionally manipulating results</w:t>
+            </w:r>
+          </w:p>
+          <w:p>
+            <w:pPr>
+              <w:spacing w:after="200"/>
+              <w:rPr>
+                <w:b/>
+                <w:bCs/>
+                <w:u w:val="single"/>
+              </w:rPr>
+            </w:pPr>
+            <w:r>
+              <w:rPr>
+                <w:b/>
+                <w:bCs/>
+                <w:u w:val="single"/>
+              </w:rPr>
+              <w:t>Legal</w:t>
+            </w:r>
+            <w:r>
+              <w:rPr>
+                <w:b/>
+                <w:bCs/>
+                <w:u w:val="single"/>
+              </w:rPr>
+              <w:t xml:space="preserve"> Considerations</w:t>
+            </w:r>
+          </w:p>
+          <w:p>
+            <w:pPr>
+              <w:spacing w:after="200"/>
+            </w:pPr>
+            <w:r>
+              <w:t xml:space="preserve">GDPR/Data Protection Act 2018 </w:t>
+            </w:r>
+          </w:p>
+          <w:p>
+            <w:pPr>
+              <w:pStyle w:val="ListParagraph"/>
+              <w:numPr>
+                <w:ilvl w:val="0"/>
+                <w:numId w:val="9"/>
+              </w:numPr>
+              <w:spacing w:after="200"/>
+            </w:pPr>
+            <w:r>
+              <w:t>Any data collected during playtesting (questionnaires, observations, recordings) will be stored securely</w:t>
+            </w:r>
+          </w:p>
+          <w:p>
+            <w:pPr>
+              <w:pStyle w:val="ListParagraph"/>
+              <w:numPr>
+                <w:ilvl w:val="0"/>
+                <w:numId w:val="9"/>
+              </w:numPr>
+              <w:spacing w:after="200"/>
+            </w:pPr>
+            <w:r>
+              <w:t xml:space="preserve">Personal information will not be shared with third parties </w:t>
+            </w:r>
+          </w:p>
+          <w:p>
+            <w:pPr>
+              <w:pStyle w:val="ListParagraph"/>
+              <w:numPr>
+                <w:ilvl w:val="0"/>
+                <w:numId w:val="9"/>
+              </w:numPr>
+              <w:spacing w:after="200"/>
+            </w:pPr>
+            <w:r>
+              <w:t xml:space="preserve">Any collected data will be anonymised before analysis when appropriate </w:t>
+            </w:r>
+          </w:p>
+          <w:p>
+            <w:pPr>
+              <w:spacing w:after="200"/>
+            </w:pPr>
+            <w:r>
+              <w:t xml:space="preserve">Intellectual Property and Asset licensing </w:t>
+            </w:r>
+          </w:p>
+          <w:p>
+            <w:pPr>
+              <w:pStyle w:val="ListParagraph"/>
+              <w:numPr>
+                <w:ilvl w:val="0"/>
+                <w:numId w:val="10"/>
+              </w:numPr>
+              <w:spacing w:after="200"/>
+            </w:pPr>
+            <w:r>
+              <w:t xml:space="preserve">Any third-party assets used within the prototypes will be sourced from legitimate providers such as FAB or other licensed asset marketplaces </w:t>
+            </w:r>
+          </w:p>
+          <w:p>
+            <w:pPr>
+              <w:pStyle w:val="ListParagraph"/>
+              <w:numPr>
+                <w:ilvl w:val="0"/>
+                <w:numId w:val="10"/>
+              </w:numPr>
+              <w:spacing w:after="200"/>
+            </w:pPr>
+            <w:r>
+              <w:t>Asset licences will be reviewed to ensure they permit educational and portfolio use</w:t>
+            </w:r>
+          </w:p>
+          <w:p>
+            <w:pPr>
+              <w:pStyle w:val="ListParagraph"/>
+              <w:numPr>
+                <w:ilvl w:val="0"/>
+                <w:numId w:val="10"/>
+              </w:numPr>
+              <w:spacing w:after="200"/>
+            </w:pPr>
+            <w:r>
+              <w:t>Appropriate attribution will be provided where required by licence agreements</w:t>
+            </w:r>
+          </w:p>
+          <w:p>
+            <w:pPr>
+              <w:spacing w:after="200"/>
+            </w:pPr>
+            <w:r>
+              <w:t xml:space="preserve">Copyright </w:t>
+            </w:r>
+          </w:p>
+          <w:p>
+            <w:pPr>
+              <w:pStyle w:val="ListParagraph"/>
+              <w:numPr>
+                <w:ilvl w:val="0"/>
+                <w:numId w:val="11"/>
+              </w:numPr>
+              <w:spacing w:after="200"/>
+            </w:pPr>
+            <w:r>
+              <w:t>Academic articles, books, images, videos, and other research materials will be properly cited and referenced</w:t>
+            </w:r>
+          </w:p>
+          <w:p>
+            <w:pPr>
+              <w:pStyle w:val="ListParagraph"/>
+              <w:numPr>
+                <w:ilvl w:val="0"/>
+                <w:numId w:val="11"/>
+              </w:numPr>
+              <w:spacing w:after="200"/>
+            </w:pPr>
+            <w:r>
+              <w:t>No copyright work will be used without permission or appropriate licencing</w:t>
+            </w:r>
+          </w:p>
+          <w:p>
+            <w:pPr>
+              <w:pStyle w:val="ListParagraph"/>
+              <w:numPr>
+                <w:ilvl w:val="0"/>
+                <w:numId w:val="11"/>
+              </w:numPr>
+              <w:spacing w:after="200"/>
+            </w:pPr>
           </w:p>
         </w:tc>
       </w:tr>
@@ -2064,6 +2794,7 @@
           <w:bCs/>
           <w:color w:val="FFFFFF"/>
         </w:rPr>
+        <w:lastRenderedPageBreak/>
         <w:t>7. Project plan</w:t>
       </w:r>
     </w:p>
@@ -2774,7 +3505,6 @@
                 <w:sz w:val="18"/>
                 <w:szCs w:val="18"/>
               </w:rPr>
-              <w:lastRenderedPageBreak/>
               <w:t>Week 7</w:t>
             </w:r>
           </w:p>
@@ -3643,6 +4373,7 @@
                 <w:sz w:val="17"/>
                 <w:szCs w:val="17"/>
               </w:rPr>
+              <w:lastRenderedPageBreak/>
               <w:t>Why is this method appropriate for your artefact type and working practice? How will it be made accessible within your final submission?</w:t>
             </w:r>
           </w:p>
@@ -3811,7 +4542,6 @@
                 <w:sz w:val="17"/>
                 <w:szCs w:val="17"/>
               </w:rPr>
-              <w:lastRenderedPageBreak/>
               <w:t>(04/06/2026)</w:t>
             </w:r>
             <w:r>
@@ -3962,7 +4692,6 @@
                 <w:sz w:val="18"/>
                 <w:szCs w:val="18"/>
               </w:rPr>
-              <w:lastRenderedPageBreak/>
               <w:t xml:space="preserve">Supervisor signature / confirmation:   </w:t>
             </w:r>
             <w:r>
@@ -5024,6 +5753,458 @@
 <file path=word/numbering.xml><?xml version="1.0" encoding="utf-8"?>
 <w:numbering xmlns:wpc="http://schemas.microsoft.com/office/word/2010/wordprocessingCanvas" xmlns:cx="http://schemas.microsoft.com/office/drawing/2014/chartex" xmlns:cx1="http://schemas.microsoft.com/office/drawing/2015/9/8/chartex" xmlns:cx2="http://schemas.microsoft.com/office/drawing/2015/10/21/chartex" xmlns:cx3="http://schemas.microsoft.com/office/drawing/2016/5/9/chartex" xmlns:cx4="http://schemas.microsoft.com/office/drawing/2016/5/10/chartex" xmlns:cx5="http://schemas.microsoft.com/office/drawing/2016/5/11/chartex" xmlns:cx6="http://schemas.microsoft.com/office/drawing/2016/5/12/chartex" xmlns:cx7="http://schemas.microsoft.com/office/drawing/2016/5/13/chartex" xmlns:cx8="http://schemas.microsoft.com/office/drawing/2016/5/14/chartex" xmlns:mc="http://schemas.openxmlformats.org/markup-compatibility/2006" xmlns:aink="http://schemas.microsoft.com/office/drawing/2016/ink" xmlns:am3d="http://schemas.microsoft.com/office/drawing/2017/model3d" xmlns:o="urn:schemas-microsoft-com:office:office" xmlns:oel="http://schemas.microsoft.com/office/2019/extlst" xmlns:r="http://schemas.openxmlformats.org/officeDocument/2006/relationships" xmlns:m="http://schemas.openxmlformats.org/officeDocument/2006/math" xmlns:v="urn:schemas-microsoft-com:vml" xmlns:wp14="http://schemas.microsoft.com/office/word/2010/wordprocessingDrawing" xmlns:wp="http://schemas.openxmlformats.org/drawingml/2006/wordprocessingDrawing" xmlns:w10="urn:schemas-microsoft-com:office:word" xmlns:w="http://schemas.openxmlformats.org/wordprocessingml/2006/main" xmlns:w14="http://schemas.microsoft.com/office/word/2010/wordml" xmlns:w15="http://schemas.microsoft.com/office/word/2012/wordml" xmlns:w16cex="http://schemas.microsoft.com/office/word/2018/wordml/cex" xmlns:w16cid="http://schemas.microsoft.com/office/word/2016/wordml/cid" xmlns:w16="http://schemas.microsoft.com/office/word/2018/wordml" xmlns:w16du="http://schemas.microsoft.com/office/word/2023/wordml/word16du" xmlns:w16sdtdh="http://schemas.microsoft.com/office/word/2020/wordml/sdtdatahash" xmlns:w16sdtfl="http://schemas.microsoft.com/office/word/2024/wordml/sdtformatlock" xmlns:w16se="http://schemas.microsoft.com/office/word/2015/wordml/symex" xmlns:wpg="http://schemas.microsoft.com/office/word/2010/wordprocessingGroup" xmlns:wpi="http://schemas.microsoft.com/office/word/2010/wordprocessingInk" xmlns:wne="http://schemas.microsoft.com/office/word/2006/wordml" xmlns:wps="http://schemas.microsoft.com/office/word/2010/wordprocessingShape" mc:Ignorable="w14 w15 w16se w16cid w16 w16cex w16sdtdh w16sdtfl w16du wp14">
   <w:abstractNum w:abstractNumId="0" w15:restartNumberingAfterBreak="0">
+    <w:nsid w:val="13C06AFE"/>
+    <w:multiLevelType w:val="hybridMultilevel"/>
+    <w:tmpl w:val="AEF20DF8"/>
+    <w:lvl w:ilvl="0" w:tplc="08090001">
+      <w:start w:val="1"/>
+      <w:numFmt w:val="bullet"/>
+      <w:lvlText w:val=""/>
+      <w:lvlJc w:val="left"/>
+      <w:pPr>
+        <w:ind w:left="720" w:hanging="360"/>
+      </w:pPr>
+      <w:rPr>
+        <w:rFonts w:ascii="Symbol" w:hAnsi="Symbol" w:hint="default"/>
+      </w:rPr>
+    </w:lvl>
+    <w:lvl w:ilvl="1" w:tplc="08090003" w:tentative="1">
+      <w:start w:val="1"/>
+      <w:numFmt w:val="bullet"/>
+      <w:lvlText w:val="o"/>
+      <w:lvlJc w:val="left"/>
+      <w:pPr>
+        <w:ind w:left="1440" w:hanging="360"/>
+      </w:pPr>
+      <w:rPr>
+        <w:rFonts w:ascii="Courier New" w:hAnsi="Courier New" w:cs="Courier New" w:hint="default"/>
+      </w:rPr>
+    </w:lvl>
+    <w:lvl w:ilvl="2" w:tplc="08090005" w:tentative="1">
+      <w:start w:val="1"/>
+      <w:numFmt w:val="bullet"/>
+      <w:lvlText w:val=""/>
+      <w:lvlJc w:val="left"/>
+      <w:pPr>
+        <w:ind w:left="2160" w:hanging="360"/>
+      </w:pPr>
+      <w:rPr>
+        <w:rFonts w:ascii="Wingdings" w:hAnsi="Wingdings" w:hint="default"/>
+      </w:rPr>
+    </w:lvl>
+    <w:lvl w:ilvl="3" w:tplc="08090001" w:tentative="1">
+      <w:start w:val="1"/>
+      <w:numFmt w:val="bullet"/>
+      <w:lvlText w:val=""/>
+      <w:lvlJc w:val="left"/>
+      <w:pPr>
+        <w:ind w:left="2880" w:hanging="360"/>
+      </w:pPr>
+      <w:rPr>
+        <w:rFonts w:ascii="Symbol" w:hAnsi="Symbol" w:hint="default"/>
+      </w:rPr>
+    </w:lvl>
+    <w:lvl w:ilvl="4" w:tplc="08090003" w:tentative="1">
+      <w:start w:val="1"/>
+      <w:numFmt w:val="bullet"/>
+      <w:lvlText w:val="o"/>
+      <w:lvlJc w:val="left"/>
+      <w:pPr>
+        <w:ind w:left="3600" w:hanging="360"/>
+      </w:pPr>
+      <w:rPr>
+        <w:rFonts w:ascii="Courier New" w:hAnsi="Courier New" w:cs="Courier New" w:hint="default"/>
+      </w:rPr>
+    </w:lvl>
+    <w:lvl w:ilvl="5" w:tplc="08090005" w:tentative="1">
+      <w:start w:val="1"/>
+      <w:numFmt w:val="bullet"/>
+      <w:lvlText w:val=""/>
+      <w:lvlJc w:val="left"/>
+      <w:pPr>
+        <w:ind w:left="4320" w:hanging="360"/>
+      </w:pPr>
+      <w:rPr>
+        <w:rFonts w:ascii="Wingdings" w:hAnsi="Wingdings" w:hint="default"/>
+      </w:rPr>
+    </w:lvl>
+    <w:lvl w:ilvl="6" w:tplc="08090001" w:tentative="1">
+      <w:start w:val="1"/>
+      <w:numFmt w:val="bullet"/>
+      <w:lvlText w:val=""/>
+      <w:lvlJc w:val="left"/>
+      <w:pPr>
+        <w:ind w:left="5040" w:hanging="360"/>
+      </w:pPr>
+      <w:rPr>
+        <w:rFonts w:ascii="Symbol" w:hAnsi="Symbol" w:hint="default"/>
+      </w:rPr>
+    </w:lvl>
+    <w:lvl w:ilvl="7" w:tplc="08090003" w:tentative="1">
+      <w:start w:val="1"/>
+      <w:numFmt w:val="bullet"/>
+      <w:lvlText w:val="o"/>
+      <w:lvlJc w:val="left"/>
+      <w:pPr>
+        <w:ind w:left="5760" w:hanging="360"/>
+      </w:pPr>
+      <w:rPr>
+        <w:rFonts w:ascii="Courier New" w:hAnsi="Courier New" w:cs="Courier New" w:hint="default"/>
+      </w:rPr>
+    </w:lvl>
+    <w:lvl w:ilvl="8" w:tplc="08090005" w:tentative="1">
+      <w:start w:val="1"/>
+      <w:numFmt w:val="bullet"/>
+      <w:lvlText w:val=""/>
+      <w:lvlJc w:val="left"/>
+      <w:pPr>
+        <w:ind w:left="6480" w:hanging="360"/>
+      </w:pPr>
+      <w:rPr>
+        <w:rFonts w:ascii="Wingdings" w:hAnsi="Wingdings" w:hint="default"/>
+      </w:rPr>
+    </w:lvl>
+  </w:abstractNum>
+  <w:abstractNum w:abstractNumId="1" w15:restartNumberingAfterBreak="0">
+    <w:nsid w:val="159071E7"/>
+    <w:multiLevelType w:val="hybridMultilevel"/>
+    <w:tmpl w:val="7D0A7E40"/>
+    <w:lvl w:ilvl="0" w:tplc="08090001">
+      <w:start w:val="1"/>
+      <w:numFmt w:val="bullet"/>
+      <w:lvlText w:val=""/>
+      <w:lvlJc w:val="left"/>
+      <w:pPr>
+        <w:ind w:left="720" w:hanging="360"/>
+      </w:pPr>
+      <w:rPr>
+        <w:rFonts w:ascii="Symbol" w:hAnsi="Symbol" w:hint="default"/>
+      </w:rPr>
+    </w:lvl>
+    <w:lvl w:ilvl="1" w:tplc="08090003" w:tentative="1">
+      <w:start w:val="1"/>
+      <w:numFmt w:val="bullet"/>
+      <w:lvlText w:val="o"/>
+      <w:lvlJc w:val="left"/>
+      <w:pPr>
+        <w:ind w:left="1440" w:hanging="360"/>
+      </w:pPr>
+      <w:rPr>
+        <w:rFonts w:ascii="Courier New" w:hAnsi="Courier New" w:cs="Courier New" w:hint="default"/>
+      </w:rPr>
+    </w:lvl>
+    <w:lvl w:ilvl="2" w:tplc="08090005" w:tentative="1">
+      <w:start w:val="1"/>
+      <w:numFmt w:val="bullet"/>
+      <w:lvlText w:val=""/>
+      <w:lvlJc w:val="left"/>
+      <w:pPr>
+        <w:ind w:left="2160" w:hanging="360"/>
+      </w:pPr>
+      <w:rPr>
+        <w:rFonts w:ascii="Wingdings" w:hAnsi="Wingdings" w:hint="default"/>
+      </w:rPr>
+    </w:lvl>
+    <w:lvl w:ilvl="3" w:tplc="08090001" w:tentative="1">
+      <w:start w:val="1"/>
+      <w:numFmt w:val="bullet"/>
+      <w:lvlText w:val=""/>
+      <w:lvlJc w:val="left"/>
+      <w:pPr>
+        <w:ind w:left="2880" w:hanging="360"/>
+      </w:pPr>
+      <w:rPr>
+        <w:rFonts w:ascii="Symbol" w:hAnsi="Symbol" w:hint="default"/>
+      </w:rPr>
+    </w:lvl>
+    <w:lvl w:ilvl="4" w:tplc="08090003" w:tentative="1">
+      <w:start w:val="1"/>
+      <w:numFmt w:val="bullet"/>
+      <w:lvlText w:val="o"/>
+      <w:lvlJc w:val="left"/>
+      <w:pPr>
+        <w:ind w:left="3600" w:hanging="360"/>
+      </w:pPr>
+      <w:rPr>
+        <w:rFonts w:ascii="Courier New" w:hAnsi="Courier New" w:cs="Courier New" w:hint="default"/>
+      </w:rPr>
+    </w:lvl>
+    <w:lvl w:ilvl="5" w:tplc="08090005" w:tentative="1">
+      <w:start w:val="1"/>
+      <w:numFmt w:val="bullet"/>
+      <w:lvlText w:val=""/>
+      <w:lvlJc w:val="left"/>
+      <w:pPr>
+        <w:ind w:left="4320" w:hanging="360"/>
+      </w:pPr>
+      <w:rPr>
+        <w:rFonts w:ascii="Wingdings" w:hAnsi="Wingdings" w:hint="default"/>
+      </w:rPr>
+    </w:lvl>
+    <w:lvl w:ilvl="6" w:tplc="08090001" w:tentative="1">
+      <w:start w:val="1"/>
+      <w:numFmt w:val="bullet"/>
+      <w:lvlText w:val=""/>
+      <w:lvlJc w:val="left"/>
+      <w:pPr>
+        <w:ind w:left="5040" w:hanging="360"/>
+      </w:pPr>
+      <w:rPr>
+        <w:rFonts w:ascii="Symbol" w:hAnsi="Symbol" w:hint="default"/>
+      </w:rPr>
+    </w:lvl>
+    <w:lvl w:ilvl="7" w:tplc="08090003" w:tentative="1">
+      <w:start w:val="1"/>
+      <w:numFmt w:val="bullet"/>
+      <w:lvlText w:val="o"/>
+      <w:lvlJc w:val="left"/>
+      <w:pPr>
+        <w:ind w:left="5760" w:hanging="360"/>
+      </w:pPr>
+      <w:rPr>
+        <w:rFonts w:ascii="Courier New" w:hAnsi="Courier New" w:cs="Courier New" w:hint="default"/>
+      </w:rPr>
+    </w:lvl>
+    <w:lvl w:ilvl="8" w:tplc="08090005" w:tentative="1">
+      <w:start w:val="1"/>
+      <w:numFmt w:val="bullet"/>
+      <w:lvlText w:val=""/>
+      <w:lvlJc w:val="left"/>
+      <w:pPr>
+        <w:ind w:left="6480" w:hanging="360"/>
+      </w:pPr>
+      <w:rPr>
+        <w:rFonts w:ascii="Wingdings" w:hAnsi="Wingdings" w:hint="default"/>
+      </w:rPr>
+    </w:lvl>
+  </w:abstractNum>
+  <w:abstractNum w:abstractNumId="2" w15:restartNumberingAfterBreak="0">
+    <w:nsid w:val="1BBD5CA5"/>
+    <w:multiLevelType w:val="hybridMultilevel"/>
+    <w:tmpl w:val="E3FE3BAC"/>
+    <w:lvl w:ilvl="0" w:tplc="08090001">
+      <w:start w:val="1"/>
+      <w:numFmt w:val="bullet"/>
+      <w:lvlText w:val=""/>
+      <w:lvlJc w:val="left"/>
+      <w:pPr>
+        <w:ind w:left="720" w:hanging="360"/>
+      </w:pPr>
+      <w:rPr>
+        <w:rFonts w:ascii="Symbol" w:hAnsi="Symbol" w:hint="default"/>
+      </w:rPr>
+    </w:lvl>
+    <w:lvl w:ilvl="1" w:tplc="08090003" w:tentative="1">
+      <w:start w:val="1"/>
+      <w:numFmt w:val="bullet"/>
+      <w:lvlText w:val="o"/>
+      <w:lvlJc w:val="left"/>
+      <w:pPr>
+        <w:ind w:left="1440" w:hanging="360"/>
+      </w:pPr>
+      <w:rPr>
+        <w:rFonts w:ascii="Courier New" w:hAnsi="Courier New" w:cs="Courier New" w:hint="default"/>
+      </w:rPr>
+    </w:lvl>
+    <w:lvl w:ilvl="2" w:tplc="08090005" w:tentative="1">
+      <w:start w:val="1"/>
+      <w:numFmt w:val="bullet"/>
+      <w:lvlText w:val=""/>
+      <w:lvlJc w:val="left"/>
+      <w:pPr>
+        <w:ind w:left="2160" w:hanging="360"/>
+      </w:pPr>
+      <w:rPr>
+        <w:rFonts w:ascii="Wingdings" w:hAnsi="Wingdings" w:hint="default"/>
+      </w:rPr>
+    </w:lvl>
+    <w:lvl w:ilvl="3" w:tplc="08090001" w:tentative="1">
+      <w:start w:val="1"/>
+      <w:numFmt w:val="bullet"/>
+      <w:lvlText w:val=""/>
+      <w:lvlJc w:val="left"/>
+      <w:pPr>
+        <w:ind w:left="2880" w:hanging="360"/>
+      </w:pPr>
+      <w:rPr>
+        <w:rFonts w:ascii="Symbol" w:hAnsi="Symbol" w:hint="default"/>
+      </w:rPr>
+    </w:lvl>
+    <w:lvl w:ilvl="4" w:tplc="08090003" w:tentative="1">
+      <w:start w:val="1"/>
+      <w:numFmt w:val="bullet"/>
+      <w:lvlText w:val="o"/>
+      <w:lvlJc w:val="left"/>
+      <w:pPr>
+        <w:ind w:left="3600" w:hanging="360"/>
+      </w:pPr>
+      <w:rPr>
+        <w:rFonts w:ascii="Courier New" w:hAnsi="Courier New" w:cs="Courier New" w:hint="default"/>
+      </w:rPr>
+    </w:lvl>
+    <w:lvl w:ilvl="5" w:tplc="08090005" w:tentative="1">
+      <w:start w:val="1"/>
+      <w:numFmt w:val="bullet"/>
+      <w:lvlText w:val=""/>
+      <w:lvlJc w:val="left"/>
+      <w:pPr>
+        <w:ind w:left="4320" w:hanging="360"/>
+      </w:pPr>
+      <w:rPr>
+        <w:rFonts w:ascii="Wingdings" w:hAnsi="Wingdings" w:hint="default"/>
+      </w:rPr>
+    </w:lvl>
+    <w:lvl w:ilvl="6" w:tplc="08090001" w:tentative="1">
+      <w:start w:val="1"/>
+      <w:numFmt w:val="bullet"/>
+      <w:lvlText w:val=""/>
+      <w:lvlJc w:val="left"/>
+      <w:pPr>
+        <w:ind w:left="5040" w:hanging="360"/>
+      </w:pPr>
+      <w:rPr>
+        <w:rFonts w:ascii="Symbol" w:hAnsi="Symbol" w:hint="default"/>
+      </w:rPr>
+    </w:lvl>
+    <w:lvl w:ilvl="7" w:tplc="08090003" w:tentative="1">
+      <w:start w:val="1"/>
+      <w:numFmt w:val="bullet"/>
+      <w:lvlText w:val="o"/>
+      <w:lvlJc w:val="left"/>
+      <w:pPr>
+        <w:ind w:left="5760" w:hanging="360"/>
+      </w:pPr>
+      <w:rPr>
+        <w:rFonts w:ascii="Courier New" w:hAnsi="Courier New" w:cs="Courier New" w:hint="default"/>
+      </w:rPr>
+    </w:lvl>
+    <w:lvl w:ilvl="8" w:tplc="08090005" w:tentative="1">
+      <w:start w:val="1"/>
+      <w:numFmt w:val="bullet"/>
+      <w:lvlText w:val=""/>
+      <w:lvlJc w:val="left"/>
+      <w:pPr>
+        <w:ind w:left="6480" w:hanging="360"/>
+      </w:pPr>
+      <w:rPr>
+        <w:rFonts w:ascii="Wingdings" w:hAnsi="Wingdings" w:hint="default"/>
+      </w:rPr>
+    </w:lvl>
+  </w:abstractNum>
+  <w:abstractNum w:abstractNumId="3" w15:restartNumberingAfterBreak="0">
+    <w:nsid w:val="1CD8435B"/>
+    <w:multiLevelType w:val="hybridMultilevel"/>
+    <w:tmpl w:val="5C0008F4"/>
+    <w:lvl w:ilvl="0" w:tplc="08090001">
+      <w:start w:val="1"/>
+      <w:numFmt w:val="bullet"/>
+      <w:lvlText w:val=""/>
+      <w:lvlJc w:val="left"/>
+      <w:pPr>
+        <w:ind w:left="720" w:hanging="360"/>
+      </w:pPr>
+      <w:rPr>
+        <w:rFonts w:ascii="Symbol" w:hAnsi="Symbol" w:hint="default"/>
+      </w:rPr>
+    </w:lvl>
+    <w:lvl w:ilvl="1" w:tplc="08090003" w:tentative="1">
+      <w:start w:val="1"/>
+      <w:numFmt w:val="bullet"/>
+      <w:lvlText w:val="o"/>
+      <w:lvlJc w:val="left"/>
+      <w:pPr>
+        <w:ind w:left="1440" w:hanging="360"/>
+      </w:pPr>
+      <w:rPr>
+        <w:rFonts w:ascii="Courier New" w:hAnsi="Courier New" w:cs="Courier New" w:hint="default"/>
+      </w:rPr>
+    </w:lvl>
+    <w:lvl w:ilvl="2" w:tplc="08090005" w:tentative="1">
+      <w:start w:val="1"/>
+      <w:numFmt w:val="bullet"/>
+      <w:lvlText w:val=""/>
+      <w:lvlJc w:val="left"/>
+      <w:pPr>
+        <w:ind w:left="2160" w:hanging="360"/>
+      </w:pPr>
+      <w:rPr>
+        <w:rFonts w:ascii="Wingdings" w:hAnsi="Wingdings" w:hint="default"/>
+      </w:rPr>
+    </w:lvl>
+    <w:lvl w:ilvl="3" w:tplc="08090001" w:tentative="1">
+      <w:start w:val="1"/>
+      <w:numFmt w:val="bullet"/>
+      <w:lvlText w:val=""/>
+      <w:lvlJc w:val="left"/>
+      <w:pPr>
+        <w:ind w:left="2880" w:hanging="360"/>
+      </w:pPr>
+      <w:rPr>
+        <w:rFonts w:ascii="Symbol" w:hAnsi="Symbol" w:hint="default"/>
+      </w:rPr>
+    </w:lvl>
+    <w:lvl w:ilvl="4" w:tplc="08090003" w:tentative="1">
+      <w:start w:val="1"/>
+      <w:numFmt w:val="bullet"/>
+      <w:lvlText w:val="o"/>
+      <w:lvlJc w:val="left"/>
+      <w:pPr>
+        <w:ind w:left="3600" w:hanging="360"/>
+      </w:pPr>
+      <w:rPr>
+        <w:rFonts w:ascii="Courier New" w:hAnsi="Courier New" w:cs="Courier New" w:hint="default"/>
+      </w:rPr>
+    </w:lvl>
+    <w:lvl w:ilvl="5" w:tplc="08090005" w:tentative="1">
+      <w:start w:val="1"/>
+      <w:numFmt w:val="bullet"/>
+      <w:lvlText w:val=""/>
+      <w:lvlJc w:val="left"/>
+      <w:pPr>
+        <w:ind w:left="4320" w:hanging="360"/>
+      </w:pPr>
+      <w:rPr>
+        <w:rFonts w:ascii="Wingdings" w:hAnsi="Wingdings" w:hint="default"/>
+      </w:rPr>
+    </w:lvl>
+    <w:lvl w:ilvl="6" w:tplc="08090001" w:tentative="1">
+      <w:start w:val="1"/>
+      <w:numFmt w:val="bullet"/>
+      <w:lvlText w:val=""/>
+      <w:lvlJc w:val="left"/>
+      <w:pPr>
+        <w:ind w:left="5040" w:hanging="360"/>
+      </w:pPr>
+      <w:rPr>
+        <w:rFonts w:ascii="Symbol" w:hAnsi="Symbol" w:hint="default"/>
+      </w:rPr>
+    </w:lvl>
+    <w:lvl w:ilvl="7" w:tplc="08090003" w:tentative="1">
+      <w:start w:val="1"/>
+      <w:numFmt w:val="bullet"/>
+      <w:lvlText w:val="o"/>
+      <w:lvlJc w:val="left"/>
+      <w:pPr>
+        <w:ind w:left="5760" w:hanging="360"/>
+      </w:pPr>
+      <w:rPr>
+        <w:rFonts w:ascii="Courier New" w:hAnsi="Courier New" w:cs="Courier New" w:hint="default"/>
+      </w:rPr>
+    </w:lvl>
+    <w:lvl w:ilvl="8" w:tplc="08090005" w:tentative="1">
+      <w:start w:val="1"/>
+      <w:numFmt w:val="bullet"/>
+      <w:lvlText w:val=""/>
+      <w:lvlJc w:val="left"/>
+      <w:pPr>
+        <w:ind w:left="6480" w:hanging="360"/>
+      </w:pPr>
+      <w:rPr>
+        <w:rFonts w:ascii="Wingdings" w:hAnsi="Wingdings" w:hint="default"/>
+      </w:rPr>
+    </w:lvl>
+  </w:abstractNum>
+  <w:abstractNum w:abstractNumId="4" w15:restartNumberingAfterBreak="0">
     <w:nsid w:val="349E4A15"/>
     <w:multiLevelType w:val="hybridMultilevel"/>
     <w:tmpl w:val="AAEE19A8"/>
@@ -5136,7 +6317,7 @@
       </w:rPr>
     </w:lvl>
   </w:abstractNum>
-  <w:abstractNum w:abstractNumId="1" w15:restartNumberingAfterBreak="0">
+  <w:abstractNum w:abstractNumId="5" w15:restartNumberingAfterBreak="0">
     <w:nsid w:val="41702751"/>
     <w:multiLevelType w:val="hybridMultilevel"/>
     <w:tmpl w:val="F1D633D8"/>
@@ -5249,7 +6430,7 @@
       </w:rPr>
     </w:lvl>
   </w:abstractNum>
-  <w:abstractNum w:abstractNumId="2" w15:restartNumberingAfterBreak="0">
+  <w:abstractNum w:abstractNumId="6" w15:restartNumberingAfterBreak="0">
     <w:nsid w:val="45E360DB"/>
     <w:multiLevelType w:val="hybridMultilevel"/>
     <w:tmpl w:val="FDDED93E"/>
@@ -5335,17 +6516,493 @@
       </w:pPr>
     </w:lvl>
   </w:abstractNum>
+  <w:abstractNum w:abstractNumId="7" w15:restartNumberingAfterBreak="0">
+    <w:nsid w:val="679A3A12"/>
+    <w:multiLevelType w:val="hybridMultilevel"/>
+    <w:tmpl w:val="1B8C1DB0"/>
+    <w:lvl w:ilvl="0" w:tplc="08090001">
+      <w:start w:val="1"/>
+      <w:numFmt w:val="bullet"/>
+      <w:lvlText w:val=""/>
+      <w:lvlJc w:val="left"/>
+      <w:pPr>
+        <w:ind w:left="720" w:hanging="360"/>
+      </w:pPr>
+      <w:rPr>
+        <w:rFonts w:ascii="Symbol" w:hAnsi="Symbol" w:hint="default"/>
+      </w:rPr>
+    </w:lvl>
+    <w:lvl w:ilvl="1" w:tplc="08090003" w:tentative="1">
+      <w:start w:val="1"/>
+      <w:numFmt w:val="bullet"/>
+      <w:lvlText w:val="o"/>
+      <w:lvlJc w:val="left"/>
+      <w:pPr>
+        <w:ind w:left="1440" w:hanging="360"/>
+      </w:pPr>
+      <w:rPr>
+        <w:rFonts w:ascii="Courier New" w:hAnsi="Courier New" w:cs="Courier New" w:hint="default"/>
+      </w:rPr>
+    </w:lvl>
+    <w:lvl w:ilvl="2" w:tplc="08090005" w:tentative="1">
+      <w:start w:val="1"/>
+      <w:numFmt w:val="bullet"/>
+      <w:lvlText w:val=""/>
+      <w:lvlJc w:val="left"/>
+      <w:pPr>
+        <w:ind w:left="2160" w:hanging="360"/>
+      </w:pPr>
+      <w:rPr>
+        <w:rFonts w:ascii="Wingdings" w:hAnsi="Wingdings" w:hint="default"/>
+      </w:rPr>
+    </w:lvl>
+    <w:lvl w:ilvl="3" w:tplc="08090001" w:tentative="1">
+      <w:start w:val="1"/>
+      <w:numFmt w:val="bullet"/>
+      <w:lvlText w:val=""/>
+      <w:lvlJc w:val="left"/>
+      <w:pPr>
+        <w:ind w:left="2880" w:hanging="360"/>
+      </w:pPr>
+      <w:rPr>
+        <w:rFonts w:ascii="Symbol" w:hAnsi="Symbol" w:hint="default"/>
+      </w:rPr>
+    </w:lvl>
+    <w:lvl w:ilvl="4" w:tplc="08090003" w:tentative="1">
+      <w:start w:val="1"/>
+      <w:numFmt w:val="bullet"/>
+      <w:lvlText w:val="o"/>
+      <w:lvlJc w:val="left"/>
+      <w:pPr>
+        <w:ind w:left="3600" w:hanging="360"/>
+      </w:pPr>
+      <w:rPr>
+        <w:rFonts w:ascii="Courier New" w:hAnsi="Courier New" w:cs="Courier New" w:hint="default"/>
+      </w:rPr>
+    </w:lvl>
+    <w:lvl w:ilvl="5" w:tplc="08090005" w:tentative="1">
+      <w:start w:val="1"/>
+      <w:numFmt w:val="bullet"/>
+      <w:lvlText w:val=""/>
+      <w:lvlJc w:val="left"/>
+      <w:pPr>
+        <w:ind w:left="4320" w:hanging="360"/>
+      </w:pPr>
+      <w:rPr>
+        <w:rFonts w:ascii="Wingdings" w:hAnsi="Wingdings" w:hint="default"/>
+      </w:rPr>
+    </w:lvl>
+    <w:lvl w:ilvl="6" w:tplc="08090001" w:tentative="1">
+      <w:start w:val="1"/>
+      <w:numFmt w:val="bullet"/>
+      <w:lvlText w:val=""/>
+      <w:lvlJc w:val="left"/>
+      <w:pPr>
+        <w:ind w:left="5040" w:hanging="360"/>
+      </w:pPr>
+      <w:rPr>
+        <w:rFonts w:ascii="Symbol" w:hAnsi="Symbol" w:hint="default"/>
+      </w:rPr>
+    </w:lvl>
+    <w:lvl w:ilvl="7" w:tplc="08090003" w:tentative="1">
+      <w:start w:val="1"/>
+      <w:numFmt w:val="bullet"/>
+      <w:lvlText w:val="o"/>
+      <w:lvlJc w:val="left"/>
+      <w:pPr>
+        <w:ind w:left="5760" w:hanging="360"/>
+      </w:pPr>
+      <w:rPr>
+        <w:rFonts w:ascii="Courier New" w:hAnsi="Courier New" w:cs="Courier New" w:hint="default"/>
+      </w:rPr>
+    </w:lvl>
+    <w:lvl w:ilvl="8" w:tplc="08090005" w:tentative="1">
+      <w:start w:val="1"/>
+      <w:numFmt w:val="bullet"/>
+      <w:lvlText w:val=""/>
+      <w:lvlJc w:val="left"/>
+      <w:pPr>
+        <w:ind w:left="6480" w:hanging="360"/>
+      </w:pPr>
+      <w:rPr>
+        <w:rFonts w:ascii="Wingdings" w:hAnsi="Wingdings" w:hint="default"/>
+      </w:rPr>
+    </w:lvl>
+  </w:abstractNum>
+  <w:abstractNum w:abstractNumId="8" w15:restartNumberingAfterBreak="0">
+    <w:nsid w:val="6B1011B2"/>
+    <w:multiLevelType w:val="hybridMultilevel"/>
+    <w:tmpl w:val="301E71C4"/>
+    <w:lvl w:ilvl="0" w:tplc="08090001">
+      <w:start w:val="1"/>
+      <w:numFmt w:val="bullet"/>
+      <w:lvlText w:val=""/>
+      <w:lvlJc w:val="left"/>
+      <w:pPr>
+        <w:ind w:left="720" w:hanging="360"/>
+      </w:pPr>
+      <w:rPr>
+        <w:rFonts w:ascii="Symbol" w:hAnsi="Symbol" w:hint="default"/>
+      </w:rPr>
+    </w:lvl>
+    <w:lvl w:ilvl="1" w:tplc="08090003" w:tentative="1">
+      <w:start w:val="1"/>
+      <w:numFmt w:val="bullet"/>
+      <w:lvlText w:val="o"/>
+      <w:lvlJc w:val="left"/>
+      <w:pPr>
+        <w:ind w:left="1440" w:hanging="360"/>
+      </w:pPr>
+      <w:rPr>
+        <w:rFonts w:ascii="Courier New" w:hAnsi="Courier New" w:cs="Courier New" w:hint="default"/>
+      </w:rPr>
+    </w:lvl>
+    <w:lvl w:ilvl="2" w:tplc="08090005" w:tentative="1">
+      <w:start w:val="1"/>
+      <w:numFmt w:val="bullet"/>
+      <w:lvlText w:val=""/>
+      <w:lvlJc w:val="left"/>
+      <w:pPr>
+        <w:ind w:left="2160" w:hanging="360"/>
+      </w:pPr>
+      <w:rPr>
+        <w:rFonts w:ascii="Wingdings" w:hAnsi="Wingdings" w:hint="default"/>
+      </w:rPr>
+    </w:lvl>
+    <w:lvl w:ilvl="3" w:tplc="08090001" w:tentative="1">
+      <w:start w:val="1"/>
+      <w:numFmt w:val="bullet"/>
+      <w:lvlText w:val=""/>
+      <w:lvlJc w:val="left"/>
+      <w:pPr>
+        <w:ind w:left="2880" w:hanging="360"/>
+      </w:pPr>
+      <w:rPr>
+        <w:rFonts w:ascii="Symbol" w:hAnsi="Symbol" w:hint="default"/>
+      </w:rPr>
+    </w:lvl>
+    <w:lvl w:ilvl="4" w:tplc="08090003" w:tentative="1">
+      <w:start w:val="1"/>
+      <w:numFmt w:val="bullet"/>
+      <w:lvlText w:val="o"/>
+      <w:lvlJc w:val="left"/>
+      <w:pPr>
+        <w:ind w:left="3600" w:hanging="360"/>
+      </w:pPr>
+      <w:rPr>
+        <w:rFonts w:ascii="Courier New" w:hAnsi="Courier New" w:cs="Courier New" w:hint="default"/>
+      </w:rPr>
+    </w:lvl>
+    <w:lvl w:ilvl="5" w:tplc="08090005" w:tentative="1">
+      <w:start w:val="1"/>
+      <w:numFmt w:val="bullet"/>
+      <w:lvlText w:val=""/>
+      <w:lvlJc w:val="left"/>
+      <w:pPr>
+        <w:ind w:left="4320" w:hanging="360"/>
+      </w:pPr>
+      <w:rPr>
+        <w:rFonts w:ascii="Wingdings" w:hAnsi="Wingdings" w:hint="default"/>
+      </w:rPr>
+    </w:lvl>
+    <w:lvl w:ilvl="6" w:tplc="08090001" w:tentative="1">
+      <w:start w:val="1"/>
+      <w:numFmt w:val="bullet"/>
+      <w:lvlText w:val=""/>
+      <w:lvlJc w:val="left"/>
+      <w:pPr>
+        <w:ind w:left="5040" w:hanging="360"/>
+      </w:pPr>
+      <w:rPr>
+        <w:rFonts w:ascii="Symbol" w:hAnsi="Symbol" w:hint="default"/>
+      </w:rPr>
+    </w:lvl>
+    <w:lvl w:ilvl="7" w:tplc="08090003" w:tentative="1">
+      <w:start w:val="1"/>
+      <w:numFmt w:val="bullet"/>
+      <w:lvlText w:val="o"/>
+      <w:lvlJc w:val="left"/>
+      <w:pPr>
+        <w:ind w:left="5760" w:hanging="360"/>
+      </w:pPr>
+      <w:rPr>
+        <w:rFonts w:ascii="Courier New" w:hAnsi="Courier New" w:cs="Courier New" w:hint="default"/>
+      </w:rPr>
+    </w:lvl>
+    <w:lvl w:ilvl="8" w:tplc="08090005" w:tentative="1">
+      <w:start w:val="1"/>
+      <w:numFmt w:val="bullet"/>
+      <w:lvlText w:val=""/>
+      <w:lvlJc w:val="left"/>
+      <w:pPr>
+        <w:ind w:left="6480" w:hanging="360"/>
+      </w:pPr>
+      <w:rPr>
+        <w:rFonts w:ascii="Wingdings" w:hAnsi="Wingdings" w:hint="default"/>
+      </w:rPr>
+    </w:lvl>
+  </w:abstractNum>
+  <w:abstractNum w:abstractNumId="9" w15:restartNumberingAfterBreak="0">
+    <w:nsid w:val="73264158"/>
+    <w:multiLevelType w:val="hybridMultilevel"/>
+    <w:tmpl w:val="3D4264E4"/>
+    <w:lvl w:ilvl="0" w:tplc="08090001">
+      <w:start w:val="1"/>
+      <w:numFmt w:val="bullet"/>
+      <w:lvlText w:val=""/>
+      <w:lvlJc w:val="left"/>
+      <w:pPr>
+        <w:ind w:left="720" w:hanging="360"/>
+      </w:pPr>
+      <w:rPr>
+        <w:rFonts w:ascii="Symbol" w:hAnsi="Symbol" w:hint="default"/>
+      </w:rPr>
+    </w:lvl>
+    <w:lvl w:ilvl="1" w:tplc="08090003" w:tentative="1">
+      <w:start w:val="1"/>
+      <w:numFmt w:val="bullet"/>
+      <w:lvlText w:val="o"/>
+      <w:lvlJc w:val="left"/>
+      <w:pPr>
+        <w:ind w:left="1440" w:hanging="360"/>
+      </w:pPr>
+      <w:rPr>
+        <w:rFonts w:ascii="Courier New" w:hAnsi="Courier New" w:cs="Courier New" w:hint="default"/>
+      </w:rPr>
+    </w:lvl>
+    <w:lvl w:ilvl="2" w:tplc="08090005" w:tentative="1">
+      <w:start w:val="1"/>
+      <w:numFmt w:val="bullet"/>
+      <w:lvlText w:val=""/>
+      <w:lvlJc w:val="left"/>
+      <w:pPr>
+        <w:ind w:left="2160" w:hanging="360"/>
+      </w:pPr>
+      <w:rPr>
+        <w:rFonts w:ascii="Wingdings" w:hAnsi="Wingdings" w:hint="default"/>
+      </w:rPr>
+    </w:lvl>
+    <w:lvl w:ilvl="3" w:tplc="08090001" w:tentative="1">
+      <w:start w:val="1"/>
+      <w:numFmt w:val="bullet"/>
+      <w:lvlText w:val=""/>
+      <w:lvlJc w:val="left"/>
+      <w:pPr>
+        <w:ind w:left="2880" w:hanging="360"/>
+      </w:pPr>
+      <w:rPr>
+        <w:rFonts w:ascii="Symbol" w:hAnsi="Symbol" w:hint="default"/>
+      </w:rPr>
+    </w:lvl>
+    <w:lvl w:ilvl="4" w:tplc="08090003" w:tentative="1">
+      <w:start w:val="1"/>
+      <w:numFmt w:val="bullet"/>
+      <w:lvlText w:val="o"/>
+      <w:lvlJc w:val="left"/>
+      <w:pPr>
+        <w:ind w:left="3600" w:hanging="360"/>
+      </w:pPr>
+      <w:rPr>
+        <w:rFonts w:ascii="Courier New" w:hAnsi="Courier New" w:cs="Courier New" w:hint="default"/>
+      </w:rPr>
+    </w:lvl>
+    <w:lvl w:ilvl="5" w:tplc="08090005" w:tentative="1">
+      <w:start w:val="1"/>
+      <w:numFmt w:val="bullet"/>
+      <w:lvlText w:val=""/>
+      <w:lvlJc w:val="left"/>
+      <w:pPr>
+        <w:ind w:left="4320" w:hanging="360"/>
+      </w:pPr>
+      <w:rPr>
+        <w:rFonts w:ascii="Wingdings" w:hAnsi="Wingdings" w:hint="default"/>
+      </w:rPr>
+    </w:lvl>
+    <w:lvl w:ilvl="6" w:tplc="08090001" w:tentative="1">
+      <w:start w:val="1"/>
+      <w:numFmt w:val="bullet"/>
+      <w:lvlText w:val=""/>
+      <w:lvlJc w:val="left"/>
+      <w:pPr>
+        <w:ind w:left="5040" w:hanging="360"/>
+      </w:pPr>
+      <w:rPr>
+        <w:rFonts w:ascii="Symbol" w:hAnsi="Symbol" w:hint="default"/>
+      </w:rPr>
+    </w:lvl>
+    <w:lvl w:ilvl="7" w:tplc="08090003" w:tentative="1">
+      <w:start w:val="1"/>
+      <w:numFmt w:val="bullet"/>
+      <w:lvlText w:val="o"/>
+      <w:lvlJc w:val="left"/>
+      <w:pPr>
+        <w:ind w:left="5760" w:hanging="360"/>
+      </w:pPr>
+      <w:rPr>
+        <w:rFonts w:ascii="Courier New" w:hAnsi="Courier New" w:cs="Courier New" w:hint="default"/>
+      </w:rPr>
+    </w:lvl>
+    <w:lvl w:ilvl="8" w:tplc="08090005" w:tentative="1">
+      <w:start w:val="1"/>
+      <w:numFmt w:val="bullet"/>
+      <w:lvlText w:val=""/>
+      <w:lvlJc w:val="left"/>
+      <w:pPr>
+        <w:ind w:left="6480" w:hanging="360"/>
+      </w:pPr>
+      <w:rPr>
+        <w:rFonts w:ascii="Wingdings" w:hAnsi="Wingdings" w:hint="default"/>
+      </w:rPr>
+    </w:lvl>
+  </w:abstractNum>
+  <w:abstractNum w:abstractNumId="10" w15:restartNumberingAfterBreak="0">
+    <w:nsid w:val="7DAA24C0"/>
+    <w:multiLevelType w:val="hybridMultilevel"/>
+    <w:tmpl w:val="3EF845BC"/>
+    <w:lvl w:ilvl="0" w:tplc="08090001">
+      <w:start w:val="1"/>
+      <w:numFmt w:val="bullet"/>
+      <w:lvlText w:val=""/>
+      <w:lvlJc w:val="left"/>
+      <w:pPr>
+        <w:ind w:left="720" w:hanging="360"/>
+      </w:pPr>
+      <w:rPr>
+        <w:rFonts w:ascii="Symbol" w:hAnsi="Symbol" w:hint="default"/>
+      </w:rPr>
+    </w:lvl>
+    <w:lvl w:ilvl="1" w:tplc="08090003" w:tentative="1">
+      <w:start w:val="1"/>
+      <w:numFmt w:val="bullet"/>
+      <w:lvlText w:val="o"/>
+      <w:lvlJc w:val="left"/>
+      <w:pPr>
+        <w:ind w:left="1440" w:hanging="360"/>
+      </w:pPr>
+      <w:rPr>
+        <w:rFonts w:ascii="Courier New" w:hAnsi="Courier New" w:cs="Courier New" w:hint="default"/>
+      </w:rPr>
+    </w:lvl>
+    <w:lvl w:ilvl="2" w:tplc="08090005" w:tentative="1">
+      <w:start w:val="1"/>
+      <w:numFmt w:val="bullet"/>
+      <w:lvlText w:val=""/>
+      <w:lvlJc w:val="left"/>
+      <w:pPr>
+        <w:ind w:left="2160" w:hanging="360"/>
+      </w:pPr>
+      <w:rPr>
+        <w:rFonts w:ascii="Wingdings" w:hAnsi="Wingdings" w:hint="default"/>
+      </w:rPr>
+    </w:lvl>
+    <w:lvl w:ilvl="3" w:tplc="08090001" w:tentative="1">
+      <w:start w:val="1"/>
+      <w:numFmt w:val="bullet"/>
+      <w:lvlText w:val=""/>
+      <w:lvlJc w:val="left"/>
+      <w:pPr>
+        <w:ind w:left="2880" w:hanging="360"/>
+      </w:pPr>
+      <w:rPr>
+        <w:rFonts w:ascii="Symbol" w:hAnsi="Symbol" w:hint="default"/>
+      </w:rPr>
+    </w:lvl>
+    <w:lvl w:ilvl="4" w:tplc="08090003" w:tentative="1">
+      <w:start w:val="1"/>
+      <w:numFmt w:val="bullet"/>
+      <w:lvlText w:val="o"/>
+      <w:lvlJc w:val="left"/>
+      <w:pPr>
+        <w:ind w:left="3600" w:hanging="360"/>
+      </w:pPr>
+      <w:rPr>
+        <w:rFonts w:ascii="Courier New" w:hAnsi="Courier New" w:cs="Courier New" w:hint="default"/>
+      </w:rPr>
+    </w:lvl>
+    <w:lvl w:ilvl="5" w:tplc="08090005" w:tentative="1">
+      <w:start w:val="1"/>
+      <w:numFmt w:val="bullet"/>
+      <w:lvlText w:val=""/>
+      <w:lvlJc w:val="left"/>
+      <w:pPr>
+        <w:ind w:left="4320" w:hanging="360"/>
+      </w:pPr>
+      <w:rPr>
+        <w:rFonts w:ascii="Wingdings" w:hAnsi="Wingdings" w:hint="default"/>
+      </w:rPr>
+    </w:lvl>
+    <w:lvl w:ilvl="6" w:tplc="08090001" w:tentative="1">
+      <w:start w:val="1"/>
+      <w:numFmt w:val="bullet"/>
+      <w:lvlText w:val=""/>
+      <w:lvlJc w:val="left"/>
+      <w:pPr>
+        <w:ind w:left="5040" w:hanging="360"/>
+      </w:pPr>
+      <w:rPr>
+        <w:rFonts w:ascii="Symbol" w:hAnsi="Symbol" w:hint="default"/>
+      </w:rPr>
+    </w:lvl>
+    <w:lvl w:ilvl="7" w:tplc="08090003" w:tentative="1">
+      <w:start w:val="1"/>
+      <w:numFmt w:val="bullet"/>
+      <w:lvlText w:val="o"/>
+      <w:lvlJc w:val="left"/>
+      <w:pPr>
+        <w:ind w:left="5760" w:hanging="360"/>
+      </w:pPr>
+      <w:rPr>
+        <w:rFonts w:ascii="Courier New" w:hAnsi="Courier New" w:cs="Courier New" w:hint="default"/>
+      </w:rPr>
+    </w:lvl>
+    <w:lvl w:ilvl="8" w:tplc="08090005" w:tentative="1">
+      <w:start w:val="1"/>
+      <w:numFmt w:val="bullet"/>
+      <w:lvlText w:val=""/>
+      <w:lvlJc w:val="left"/>
+      <w:pPr>
+        <w:ind w:left="6480" w:hanging="360"/>
+      </w:pPr>
+      <w:rPr>
+        <w:rFonts w:ascii="Wingdings" w:hAnsi="Wingdings" w:hint="default"/>
+      </w:rPr>
+    </w:lvl>
+  </w:abstractNum>
   <w:num w:numId="1" w16cid:durableId="1841699987">
-    <w:abstractNumId w:val="2"/>
+    <w:abstractNumId w:val="6"/>
     <w:lvlOverride w:ilvl="0">
       <w:startOverride w:val="1"/>
     </w:lvlOverride>
   </w:num>
   <w:num w:numId="2" w16cid:durableId="1824854221">
+    <w:abstractNumId w:val="4"/>
+  </w:num>
+  <w:num w:numId="3" w16cid:durableId="1287350727">
+    <w:abstractNumId w:val="5"/>
+  </w:num>
+  <w:num w:numId="4" w16cid:durableId="1209760846">
     <w:abstractNumId w:val="0"/>
   </w:num>
-  <w:num w:numId="3" w16cid:durableId="1287350727">
+  <w:num w:numId="5" w16cid:durableId="476608516">
     <w:abstractNumId w:val="1"/>
+  </w:num>
+  <w:num w:numId="6" w16cid:durableId="117261202">
+    <w:abstractNumId w:val="10"/>
+  </w:num>
+  <w:num w:numId="7" w16cid:durableId="1229072152">
+    <w:abstractNumId w:val="9"/>
+  </w:num>
+  <w:num w:numId="8" w16cid:durableId="275871704">
+    <w:abstractNumId w:val="7"/>
+  </w:num>
+  <w:num w:numId="9" w16cid:durableId="1756393275">
+    <w:abstractNumId w:val="8"/>
+  </w:num>
+  <w:num w:numId="10" w16cid:durableId="333076619">
+    <w:abstractNumId w:val="2"/>
+  </w:num>
+  <w:num w:numId="11" w16cid:durableId="1672753792">
+    <w:abstractNumId w:val="3"/>
   </w:num>
 </w:numbering>
 </file>
@@ -5831,7 +7488,6 @@
   <w:style w:type="character" w:default="1" w:styleId="DefaultParagraphFont">
     <w:name w:val="Default Paragraph Font"/>
     <w:uiPriority w:val="1"/>
-    <w:semiHidden/>
     <w:unhideWhenUsed/>
   </w:style>
   <w:style w:type="table" w:default="1" w:styleId="TableNormal">
@@ -5991,6 +7647,18 @@
     <w:rPr>
       <w:color w:val="605E5C"/>
       <w:shd w:val="clear" w:color="auto" w:fill="E1DFDD"/>
+    </w:rPr>
+  </w:style>
+  <w:style w:type="character" w:styleId="FollowedHyperlink">
+    <w:name w:val="FollowedHyperlink"/>
+    <w:basedOn w:val="DefaultParagraphFont"/>
+    <w:uiPriority w:val="99"/>
+    <w:semiHidden/>
+    <w:unhideWhenUsed/>
+    <w:rsid w:val="008C682A"/>
+    <w:rPr>
+      <w:color w:val="96607D" w:themeColor="followedHyperlink"/>
+      <w:u w:val="single"/>
     </w:rPr>
   </w:style>
 </w:styles>

--- a/Project Proposal/GAM708 Proposal Form.docx
+++ b/Project Proposal/GAM708 Proposal Form.docx
@@ -1140,8 +1140,6 @@
           <w:p>
             <w:pPr>
               <w:spacing w:before="60" w:after="60"/>
-            </w:pPr>
-            <w:r>
               <w:rPr>
                 <w:i/>
                 <w:iCs/>
@@ -1149,11 +1147,49 @@
                 <w:sz w:val="17"/>
                 <w:szCs w:val="17"/>
               </w:rPr>
+            </w:pPr>
+            <w:r>
+              <w:rPr>
+                <w:i/>
+                <w:iCs/>
+                <w:color w:val="888888"/>
+                <w:sz w:val="17"/>
+                <w:szCs w:val="17"/>
+              </w:rPr>
               <w:t>Summarise the state of the art relevant to your project. What existing work, research, or practice does your project build upon or respond to?</w:t>
             </w:r>
           </w:p>
           <w:p>
             <w:pPr>
+              <w:spacing w:before="60" w:after="60"/>
+              <w:jc w:val="center"/>
+              <w:rPr>
+                <w:i/>
+                <w:iCs/>
+                <w:color w:val="888888"/>
+                <w:sz w:val="17"/>
+                <w:szCs w:val="17"/>
+              </w:rPr>
+            </w:pPr>
+            <w:r>
+              <w:rPr>
+                <w:i/>
+                <w:iCs/>
+                <w:color w:val="888888"/>
+                <w:sz w:val="17"/>
+                <w:szCs w:val="17"/>
+                <w:highlight w:val="magenta"/>
+              </w:rPr>
+              <w:t>DONE</w:t>
+            </w:r>
+          </w:p>
+          <w:p>
+            <w:pPr>
+              <w:spacing w:before="60" w:after="60"/>
+            </w:pPr>
+          </w:p>
+          <w:p>
+            <w:pPr>
               <w:spacing w:after="200"/>
             </w:pPr>
             <w:r>
@@ -1165,7 +1201,7 @@
               <w:spacing w:after="200"/>
             </w:pPr>
             <w:r>
-              <w:t>More recently, player guidance has become a topic of discussion within the game design community due to the increasing use of highly visible environmental cues often referred to by players as the “yellow paint” approach. Games such as the recent entries in the Tomb Raider, Resident Evil, and Final Fantasy series have used yellow paint or similar contrasting visual markers to highlight interactable objects and recommended routes the player should follow. While these techniques serve their purpose and help players navigate and play the game, some users are strongly against it. They believe this reduces immersion and makes environmental navigation feel overly directed. This debate highlights the ongoing challenge faced by designers: balancing clear player guidance with exploration, immersion, and player agency.</w:t>
+              <w:t>Research into wayfinding and navigation suggests that environmental factors such as landmarks, spatial layout, visual cues, and environmental composition play a significant role in how individuals navigate unfamiliar spaces. Carlson (2010) argues that users create cognitive maps from the environmental information, while Abdullahi (2025) found that environmental configuration can influence navigation behaviour and route selection. These findings suggest that environmental design itself can be used as a method of player guidance.</w:t>
             </w:r>
           </w:p>
           <w:p>
@@ -1173,23 +1209,30 @@
               <w:spacing w:after="200"/>
             </w:pPr>
             <w:r>
-              <w:t>This project will build upon existing research and industry practices by investigating which environmental design techniques are most effective at influencing player navigation and decision making without explicit guidance systems. The findings aim to contribute practical recommendations for game designers seeking to create more immersive and intuitive player experiences.</w:t>
+              <w:t xml:space="preserve">This concept is also widely discussed within level design literature and professional practice. Totten (2019) argues that architectural composition and spatial organisation can be used to communicate information and direct player movement through virtual environments. Similarly, Kremers highlights the importance of level layouts that encourage exploration and guide players naturally without relying solely on UI elements. </w:t>
+            </w:r>
+            <w:r>
+              <w:t>Professional level designers frequently discuss the use of lighting, landmarks, framing, environmental storytelling, and visual hierarchy as methods of subtly directing player attention and movement.</w:t>
             </w:r>
           </w:p>
           <w:p>
             <w:pPr>
               <w:spacing w:after="200"/>
             </w:pPr>
+            <w:r>
+              <w:t>A notable example of environmental guidance can be found in the concept of the Disney “Weenie”, a term used to describe a prominent visual landmark designed to attract attention and draw visitors through a space. This principle has influenced level design practice and demonstrates how environmental features can guide movement without explicit instruction.</w:t>
+            </w:r>
           </w:p>
           <w:p>
             <w:pPr>
               <w:spacing w:after="200"/>
             </w:pPr>
             <w:r>
-              <w:rPr>
-                <w:highlight w:val="yellow"/>
-              </w:rPr>
-              <w:t>By defining as clearly and concisely as possible what has already been said about guiding players through environmental cues, you will be in the best place to use your prototypes to investigate your research question in a focused way</w:t>
+              <w:t xml:space="preserve">More recently, player guidance has become a topic of discussion within the game design community due to the increasing use of highly visible environmental cues often referred to by players as the “yellow paint” </w:t>
+            </w:r>
+            <w:r>
+              <w:lastRenderedPageBreak/>
+              <w:t>approach. Games such as the recent entries in the Tomb Raider, Resident Evil, and Final Fantasy series have used yellow paint or similar contrasting visual markers to highlight interactable objects and recommended routes the player should follow. While these techniques serve their purpose and help players navigate and play the game, some users are strongly against it. They believe this reduces immersion and makes environmental navigation feel overly directed. This debate highlights the ongoing challenge faced by designers: balancing clear player guidance with exploration, immersion, and player agency.</w:t>
             </w:r>
           </w:p>
           <w:p>
@@ -1197,17 +1240,25 @@
               <w:spacing w:after="200"/>
             </w:pPr>
             <w:r>
-              <w:rPr>
-                <w:highlight w:val="yellow"/>
-              </w:rPr>
-              <w:t xml:space="preserve">For example, it would be good to hunt down the origins of the term "yellow paint." Where did gamers and level designers first start arguing about it? Then compare this with level design articles and talks, where </w:t>
-            </w:r>
-            <w:r>
-              <w:rPr>
-                <w:highlight w:val="yellow"/>
-              </w:rPr>
-              <w:lastRenderedPageBreak/>
-              <w:t>much emphasis has been placed on guiding the player through environmental cues. Totten talks about this a lot, as do many GDC Level Design summit talk</w:t>
+              <w:t xml:space="preserve">This project will build upon existing research and industry practices by investigating which environmental design techniques are most effective at influencing player navigation and decision making without explicit guidance systems. </w:t>
+            </w:r>
+            <w:r>
+              <w:t>Through the development and testing of playable prototypes, t</w:t>
+            </w:r>
+            <w:r>
+              <w:t xml:space="preserve">he </w:t>
+            </w:r>
+            <w:r>
+              <w:t>project</w:t>
+            </w:r>
+            <w:r>
+              <w:t xml:space="preserve"> aim</w:t>
+            </w:r>
+            <w:r>
+              <w:t>s</w:t>
+            </w:r>
+            <w:r>
+              <w:t xml:space="preserve"> to contribute practical recommendations for game designers seeking to create more immersive and intuitive player experiences.</w:t>
             </w:r>
           </w:p>
         </w:tc>
@@ -1677,31 +1728,7 @@
                 <w:rPr>
                   <w:rStyle w:val="Hyperlink"/>
                 </w:rPr>
-                <w:t>https://eprints.whiterose.ac</w:t>
-              </w:r>
-              <w:r>
-                <w:rPr>
-                  <w:rStyle w:val="Hyperlink"/>
-                </w:rPr>
-                <w:t>.</w:t>
-              </w:r>
-              <w:r>
-                <w:rPr>
-                  <w:rStyle w:val="Hyperlink"/>
-                </w:rPr>
-                <w:t>uk/id/eprint/111254/1/Dete</w:t>
-              </w:r>
-              <w:r>
-                <w:rPr>
-                  <w:rStyle w:val="Hyperlink"/>
-                </w:rPr>
-                <w:t>r</w:t>
-              </w:r>
-              <w:r>
-                <w:rPr>
-                  <w:rStyle w:val="Hyperlink"/>
-                </w:rPr>
-                <w:t>ding_Nacke_Editorial_Maturing_</w:t>
+                <w:t>https://eprints.whiterose.ac.uk/id/eprint/111254/1/Deterding_Nacke_Editorial_Maturing_</w:t>
               </w:r>
             </w:hyperlink>
           </w:p>
@@ -1779,19 +1806,7 @@
                 <w:rPr>
                   <w:rStyle w:val="Hyperlink"/>
                 </w:rPr>
-                <w:t xml:space="preserve"> </w:t>
-              </w:r>
-              <w:r>
-                <w:rPr>
-                  <w:rStyle w:val="Hyperlink"/>
-                </w:rPr>
-                <w:t>–</w:t>
-              </w:r>
-              <w:r>
-                <w:rPr>
-                  <w:rStyle w:val="Hyperlink"/>
-                </w:rPr>
-                <w:t xml:space="preserve"> Game UI design: The mechanics of fun experiences</w:t>
+                <w:t xml:space="preserve"> – Game UI design: The mechanics of fun experiences</w:t>
               </w:r>
             </w:hyperlink>
           </w:p>
@@ -1828,6 +1843,7 @@
               <w:spacing w:after="200"/>
             </w:pPr>
             <w:r>
+              <w:lastRenderedPageBreak/>
               <w:t xml:space="preserve">Game Developers Conference (2010) </w:t>
             </w:r>
             <w:r>
@@ -1870,13 +1886,7 @@
               <w:t>. Presented by Steve Lee.</w:t>
             </w:r>
             <w:r>
-              <w:t xml:space="preserve"> </w:t>
-            </w:r>
-            <w:r>
-              <w:t>Available at:</w:t>
-            </w:r>
-            <w:r>
-              <w:t xml:space="preserve"> </w:t>
+              <w:t xml:space="preserve"> Available at: </w:t>
             </w:r>
             <w:r>
               <w:t>https://www.gamedeveloper.com/design/gdc-2017-level-design-workshop</w:t>
@@ -1895,13 +1905,7 @@
               <w:t>Blundell, J. (Various interviews) Discussion of player flow, environmental storytelling and navigation design in Call of Duty Zombies.</w:t>
             </w:r>
             <w:r>
-              <w:t xml:space="preserve"> </w:t>
-            </w:r>
-            <w:r>
-              <w:t>Available at:</w:t>
-            </w:r>
-            <w:r>
-              <w:t xml:space="preserve"> </w:t>
+              <w:t xml:space="preserve"> Available at: </w:t>
             </w:r>
             <w:r>
               <w:t>https://www.youtube.com/watch?v=i7Cvu4Aq3IQ</w:t>
@@ -1917,7 +1921,6 @@
               <w:spacing w:after="200"/>
             </w:pPr>
             <w:r>
-              <w:lastRenderedPageBreak/>
               <w:t xml:space="preserve">What is a </w:t>
             </w:r>
             <w:r>
@@ -2410,7 +2413,6 @@
                 <w:sz w:val="17"/>
                 <w:szCs w:val="17"/>
               </w:rPr>
-              <w:lastRenderedPageBreak/>
               <w:t xml:space="preserve">Identify any legal, social, ethical, or professional issues associated with your project. If a full ethics application is required, note its </w:t>
             </w:r>
             <w:proofErr w:type="gramStart"/>
@@ -2434,6 +2436,30 @@
                 <w:szCs w:val="17"/>
               </w:rPr>
               <w:t>. If not, briefly explain why no significant ethical risks are present.</w:t>
+            </w:r>
+          </w:p>
+          <w:p>
+            <w:pPr>
+              <w:spacing w:before="60" w:after="60"/>
+              <w:jc w:val="center"/>
+              <w:rPr>
+                <w:i/>
+                <w:iCs/>
+                <w:color w:val="888888"/>
+                <w:sz w:val="17"/>
+                <w:szCs w:val="17"/>
+              </w:rPr>
+            </w:pPr>
+            <w:r>
+              <w:rPr>
+                <w:i/>
+                <w:iCs/>
+                <w:color w:val="888888"/>
+                <w:sz w:val="17"/>
+                <w:szCs w:val="17"/>
+                <w:highlight w:val="magenta"/>
+              </w:rPr>
+              <w:t>DONE</w:t>
             </w:r>
           </w:p>
           <w:p>
@@ -2735,6 +2761,7 @@
               <w:spacing w:after="200"/>
             </w:pPr>
             <w:r>
+              <w:lastRenderedPageBreak/>
               <w:t xml:space="preserve">Copyright </w:t>
             </w:r>
           </w:p>
@@ -2766,12 +2793,8 @@
           </w:p>
           <w:p>
             <w:pPr>
-              <w:pStyle w:val="ListParagraph"/>
-              <w:numPr>
-                <w:ilvl w:val="0"/>
-                <w:numId w:val="11"/>
-              </w:numPr>
               <w:spacing w:after="200"/>
+              <w:ind w:left="360"/>
             </w:pPr>
           </w:p>
         </w:tc>
@@ -2794,7 +2817,6 @@
           <w:bCs/>
           <w:color w:val="FFFFFF"/>
         </w:rPr>
-        <w:lastRenderedPageBreak/>
         <w:t>7. Project plan</w:t>
       </w:r>
     </w:p>
@@ -3332,9 +3354,6 @@
             <w:pPr>
               <w:spacing w:after="160"/>
             </w:pPr>
-            <w:r>
-              <w:t>Finalise proposal form and pitch</w:t>
-            </w:r>
           </w:p>
         </w:tc>
         <w:tc>
@@ -4208,6 +4227,7 @@
                 <w:sz w:val="18"/>
                 <w:szCs w:val="18"/>
               </w:rPr>
+              <w:lastRenderedPageBreak/>
               <w:t>Proposed method</w:t>
             </w:r>
           </w:p>
@@ -4373,7 +4393,6 @@
                 <w:sz w:val="17"/>
                 <w:szCs w:val="17"/>
               </w:rPr>
-              <w:lastRenderedPageBreak/>
               <w:t>Why is this method appropriate for your artefact type and working practice? How will it be made accessible within your final submission?</w:t>
             </w:r>
           </w:p>
@@ -4625,6 +4644,7 @@
               <w:spacing w:after="200"/>
             </w:pPr>
             <w:r>
+              <w:lastRenderedPageBreak/>
               <w:t xml:space="preserve"> </w:t>
             </w:r>
           </w:p>
@@ -4692,6 +4712,7 @@
                 <w:sz w:val="18"/>
                 <w:szCs w:val="18"/>
               </w:rPr>
+              <w:lastRenderedPageBreak/>
               <w:t xml:space="preserve">Supervisor signature / confirmation:   </w:t>
             </w:r>
             <w:r>
@@ -7488,6 +7509,7 @@
   <w:style w:type="character" w:default="1" w:styleId="DefaultParagraphFont">
     <w:name w:val="Default Paragraph Font"/>
     <w:uiPriority w:val="1"/>
+    <w:semiHidden/>
     <w:unhideWhenUsed/>
   </w:style>
   <w:style w:type="table" w:default="1" w:styleId="TableNormal">

--- a/Project Proposal/GAM708 Proposal Form.docx
+++ b/Project Proposal/GAM708 Proposal Form.docx
@@ -762,6 +762,21 @@
               <w:t>Which environmental design techniques are most effective at influencing player navigation and decision making without explicit guidance systems?</w:t>
             </w:r>
           </w:p>
+          <w:p>
+            <w:pPr>
+              <w:spacing w:after="200"/>
+            </w:pPr>
+          </w:p>
+          <w:p>
+            <w:pPr>
+              <w:spacing w:after="200"/>
+            </w:pPr>
+          </w:p>
+          <w:p>
+            <w:pPr>
+              <w:spacing w:after="200"/>
+            </w:pPr>
+          </w:p>
         </w:tc>
       </w:tr>
     </w:tbl>
@@ -869,7 +884,7 @@
                 <w:sz w:val="18"/>
                 <w:szCs w:val="18"/>
               </w:rPr>
-              <w:t xml:space="preserve">Software product </w:t>
+              <w:t>Software product</w:t>
             </w:r>
             <w:r>
               <w:rPr>
@@ -877,7 +892,7 @@
                 <w:sz w:val="18"/>
                 <w:szCs w:val="18"/>
               </w:rPr>
-              <w:t>/ lit review?</w:t>
+              <w:t xml:space="preserve"> / Blog </w:t>
             </w:r>
           </w:p>
         </w:tc>
@@ -935,6 +950,7 @@
                 <w:sz w:val="18"/>
                 <w:szCs w:val="18"/>
               </w:rPr>
+              <w:lastRenderedPageBreak/>
               <w:t>Artefact description and intended audience</w:t>
             </w:r>
           </w:p>
@@ -963,16 +979,7 @@
               <w:spacing w:after="200"/>
             </w:pPr>
             <w:r>
-              <w:t xml:space="preserve">My artefact will be a mixture of software product and a lit review </w:t>
-            </w:r>
-            <w:r>
-              <w:rPr>
-                <w:highlight w:val="red"/>
-              </w:rPr>
-              <w:t>(website post)</w:t>
-            </w:r>
-            <w:r>
-              <w:t xml:space="preserve"> that covers the findings of my research. </w:t>
+              <w:t>The primary artefact will be a series of playable prototypes developed in unreal engine that investigate different environmental guidance techniques. Supporting this artefact will be a research blog that documents findings from the literature review, contextual review, development process, and user testing.</w:t>
             </w:r>
           </w:p>
           <w:p>
@@ -980,17 +987,13 @@
               <w:spacing w:after="200"/>
             </w:pPr>
             <w:r>
-              <w:lastRenderedPageBreak/>
-              <w:t xml:space="preserve">More specifically I will be creating 3/4 small playable prototypes within Unreal Engine, each of these small prototypes will demonstrate a different method of environmental guidance. This will include Lighting, Architectural, Landmark </w:t>
-            </w:r>
-            <w:r>
-              <w:rPr>
-                <w:highlight w:val="red"/>
-              </w:rPr>
-              <w:t>(audio)</w:t>
-            </w:r>
-            <w:r>
-              <w:t>, and combined guidance techniques.</w:t>
+              <w:t>More specifically I will be creating 4 small playable prototypes within Unreal Engine, each of these small prototypes will demonstrate a different method of environmental guidance. This will include Lighting, Architectural, Landmark</w:t>
+            </w:r>
+            <w:r>
+              <w:t xml:space="preserve">, Audio, </w:t>
+            </w:r>
+            <w:r>
+              <w:t>and combined guidance techniques.</w:t>
             </w:r>
           </w:p>
           <w:p>
@@ -998,13 +1001,10 @@
               <w:spacing w:after="200"/>
             </w:pPr>
             <w:r>
-              <w:t xml:space="preserve">Alongside this software product I will be writing a blog that discusses the findings of my research, I will </w:t>
-            </w:r>
-            <w:r>
-              <w:rPr>
-                <w:highlight w:val="red"/>
-              </w:rPr>
-              <w:t>attempt to get this blog posted by contacting some game design blogs?</w:t>
+              <w:t>My primary audience is myself and potential future employers. I intend to use this project as a key portfolio piece, as it demonstrates my approach to game design and reflects my passion for this discipline. I will be applying for roles in Technical Design, Level Design, and Systems Design, and I believe this project provides opportunities to showcase skills relevant to all three areas.</w:t>
+            </w:r>
+            <w:r>
+              <w:t xml:space="preserve"> </w:t>
             </w:r>
           </w:p>
           <w:p>
@@ -1012,7 +1012,16 @@
               <w:spacing w:after="200"/>
             </w:pPr>
             <w:r>
-              <w:t>My primary audience is myself and potential future employers. I intend to use this project as a key portfolio piece, as it demonstrates my approach to game design and reflects my passion for this discipline. I will be applying for roles in Technical Design, Level Design, and Systems Design, and I believe this project provides opportunities to showcase skills relevant to all three areas. As a result, it has the potential to become a strong and versatile addition to my professional portfolio.</w:t>
+              <w:t>This project is particularly relevant to studios that develop narrative-driven, immersive, or exploration focused experiences where environmental guidance forms an important part of the player experience. Examples include AAA studios such as Naughty Dog, Arkane Studios, Ubisoft, and PlayStation Studios, as well as independent developers creating first person exploration, action adventure, and immersive simulation games. Th</w:t>
+            </w:r>
+            <w:r>
+              <w:t>e</w:t>
+            </w:r>
+            <w:r>
+              <w:t xml:space="preserve"> project demonstrates skill in level design, player guidance, prototyping, user testing, and design research, all of which are valuable within these roles. </w:t>
+            </w:r>
+            <w:r>
+              <w:t>As a result, it has the potential to become a strong and versatile addition to my professional portfolio.</w:t>
             </w:r>
           </w:p>
           <w:p>
@@ -1021,22 +1030,6 @@
             </w:pPr>
             <w:r>
               <w:t xml:space="preserve">A secondary audience is other game designers, particularly level designers. The findings from this project may help inform their own approaches to player guidance and environmental navigation. Additionally, indie studios may benefit from this research, as smaller development teams often lack dedicated designers. </w:t>
-            </w:r>
-          </w:p>
-          <w:p>
-            <w:pPr>
-              <w:spacing w:after="200"/>
-            </w:pPr>
-            <w:r>
-              <w:t xml:space="preserve"> </w:t>
-            </w:r>
-          </w:p>
-          <w:p>
-            <w:pPr>
-              <w:spacing w:after="200"/>
-            </w:pPr>
-            <w:r>
-              <w:t xml:space="preserve"> </w:t>
             </w:r>
           </w:p>
         </w:tc>
@@ -1162,30 +1155,6 @@
           <w:p>
             <w:pPr>
               <w:spacing w:before="60" w:after="60"/>
-              <w:jc w:val="center"/>
-              <w:rPr>
-                <w:i/>
-                <w:iCs/>
-                <w:color w:val="888888"/>
-                <w:sz w:val="17"/>
-                <w:szCs w:val="17"/>
-              </w:rPr>
-            </w:pPr>
-            <w:r>
-              <w:rPr>
-                <w:i/>
-                <w:iCs/>
-                <w:color w:val="888888"/>
-                <w:sz w:val="17"/>
-                <w:szCs w:val="17"/>
-                <w:highlight w:val="magenta"/>
-              </w:rPr>
-              <w:t>DONE</w:t>
-            </w:r>
-          </w:p>
-          <w:p>
-            <w:pPr>
-              <w:spacing w:before="60" w:after="60"/>
             </w:pPr>
           </w:p>
           <w:p>
@@ -1209,7 +1178,10 @@
               <w:spacing w:after="200"/>
             </w:pPr>
             <w:r>
-              <w:t xml:space="preserve">This concept is also widely discussed within level design literature and professional practice. Totten (2019) argues that architectural composition and spatial organisation can be used to communicate information and direct player movement through virtual environments. Similarly, Kremers highlights the importance of level layouts that encourage exploration and guide players naturally without relying solely on UI elements. </w:t>
+              <w:t>This concept is also widely discussed within level design literature and professional practice. Totten (2019) argues that architectural composition and spatial organisation can be used to communicate information and direct player movement through virtual environments.</w:t>
+            </w:r>
+            <w:r>
+              <w:t xml:space="preserve"> </w:t>
             </w:r>
             <w:r>
               <w:t>Professional level designers frequently discuss the use of lighting, landmarks, framing, environmental storytelling, and visual hierarchy as methods of subtly directing player attention and movement.</w:t>
@@ -1220,7 +1192,11 @@
               <w:spacing w:after="200"/>
             </w:pPr>
             <w:r>
-              <w:t>A notable example of environmental guidance can be found in the concept of the Disney “Weenie”, a term used to describe a prominent visual landmark designed to attract attention and draw visitors through a space. This principle has influenced level design practice and demonstrates how environmental features can guide movement without explicit instruction.</w:t>
+              <w:t xml:space="preserve">A notable example of environmental guidance can be found in the concept of the Disney “Weenie”, a term used to describe a prominent visual landmark designed to attract attention and draw visitors through a </w:t>
+            </w:r>
+            <w:r>
+              <w:lastRenderedPageBreak/>
+              <w:t>space. This principle has influenced level design practice and demonstrates how environmental features can guide movement without explicit instruction.</w:t>
             </w:r>
           </w:p>
           <w:p>
@@ -1228,11 +1204,7 @@
               <w:spacing w:after="200"/>
             </w:pPr>
             <w:r>
-              <w:t xml:space="preserve">More recently, player guidance has become a topic of discussion within the game design community due to the increasing use of highly visible environmental cues often referred to by players as the “yellow paint” </w:t>
-            </w:r>
-            <w:r>
-              <w:lastRenderedPageBreak/>
-              <w:t>approach. Games such as the recent entries in the Tomb Raider, Resident Evil, and Final Fantasy series have used yellow paint or similar contrasting visual markers to highlight interactable objects and recommended routes the player should follow. While these techniques serve their purpose and help players navigate and play the game, some users are strongly against it. They believe this reduces immersion and makes environmental navigation feel overly directed. This debate highlights the ongoing challenge faced by designers: balancing clear player guidance with exploration, immersion, and player agency.</w:t>
+              <w:t>More recently, player guidance has become a topic of discussion within the game design community due to the increasing use of highly visible environmental cues often referred to by players as the “yellow paint” approach. Games such as the recent entries in the Tomb Raider, Resident Evil, and Final Fantasy series have used yellow paint or similar contrasting visual markers to highlight interactable objects and recommended routes the player should follow. While these techniques serve their purpose and help players navigate and play the game, some users are strongly against it. They believe this reduces immersion and makes environmental navigation feel overly directed. This debate highlights the ongoing challenge faced by designers: balancing clear player guidance with exploration, immersion, and player agency.</w:t>
             </w:r>
           </w:p>
           <w:p>
@@ -1376,42 +1348,6 @@
           <w:p>
             <w:pPr>
               <w:spacing w:before="60" w:after="60"/>
-              <w:jc w:val="center"/>
-              <w:rPr>
-                <w:i/>
-                <w:iCs/>
-                <w:color w:val="888888"/>
-                <w:sz w:val="17"/>
-                <w:szCs w:val="17"/>
-              </w:rPr>
-            </w:pPr>
-            <w:r>
-              <w:rPr>
-                <w:i/>
-                <w:iCs/>
-                <w:color w:val="888888"/>
-                <w:sz w:val="17"/>
-                <w:szCs w:val="17"/>
-                <w:highlight w:val="magenta"/>
-              </w:rPr>
-              <w:t>DONE</w:t>
-            </w:r>
-          </w:p>
-          <w:p>
-            <w:pPr>
-              <w:spacing w:before="60" w:after="60"/>
-              <w:rPr>
-                <w:i/>
-                <w:iCs/>
-                <w:color w:val="888888"/>
-                <w:sz w:val="17"/>
-                <w:szCs w:val="17"/>
-              </w:rPr>
-            </w:pPr>
-          </w:p>
-          <w:p>
-            <w:pPr>
-              <w:spacing w:before="60" w:after="60"/>
               <w:rPr>
                 <w:b/>
                 <w:bCs/>
@@ -1812,6 +1748,56 @@
           </w:p>
           <w:p>
             <w:pPr>
+              <w:pStyle w:val="ListParagraph"/>
+              <w:spacing w:before="60" w:after="60"/>
+              <w:ind w:left="720"/>
+            </w:pPr>
+          </w:p>
+          <w:p>
+            <w:pPr>
+              <w:pStyle w:val="ListParagraph"/>
+              <w:numPr>
+                <w:ilvl w:val="0"/>
+                <w:numId w:val="5"/>
+              </w:numPr>
+              <w:spacing w:before="60" w:after="60"/>
+            </w:pPr>
+            <w:r>
+              <w:t xml:space="preserve">Wirtz, B. (2025) ‘Yellow Paint in Game Design: What’s the Problem?’, </w:t>
+            </w:r>
+            <w:r>
+              <w:rPr>
+                <w:i/>
+                <w:iCs/>
+              </w:rPr>
+              <w:t>Game Designing</w:t>
+            </w:r>
+            <w:r>
+              <w:t xml:space="preserve">. Available at: </w:t>
+            </w:r>
+            <w:hyperlink r:id="rId10" w:tgtFrame="_new" w:history="1">
+              <w:r>
+                <w:rPr>
+                  <w:rStyle w:val="Hyperlink"/>
+                </w:rPr>
+                <w:t>https://gamedesigning.org/learn/yello</w:t>
+              </w:r>
+              <w:r>
+                <w:rPr>
+                  <w:rStyle w:val="Hyperlink"/>
+                </w:rPr>
+                <w:t>w</w:t>
+              </w:r>
+              <w:r>
+                <w:rPr>
+                  <w:rStyle w:val="Hyperlink"/>
+                </w:rPr>
+                <w:t>-paint/</w:t>
+              </w:r>
+            </w:hyperlink>
+          </w:p>
+          <w:p>
+            <w:pPr>
               <w:spacing w:before="60" w:after="60"/>
             </w:pPr>
           </w:p>
@@ -1843,7 +1829,6 @@
               <w:spacing w:after="200"/>
             </w:pPr>
             <w:r>
-              <w:lastRenderedPageBreak/>
               <w:t xml:space="preserve">Game Developers Conference (2010) </w:t>
             </w:r>
             <w:r>
@@ -2116,8 +2101,6 @@
           <w:p>
             <w:pPr>
               <w:spacing w:before="60" w:after="60"/>
-            </w:pPr>
-            <w:r>
               <w:rPr>
                 <w:i/>
                 <w:iCs/>
@@ -2125,9 +2108,7 @@
                 <w:sz w:val="17"/>
                 <w:szCs w:val="17"/>
               </w:rPr>
-              <w:t xml:space="preserve">How will you investigate your research question? </w:t>
-            </w:r>
-            <w:proofErr w:type="gramStart"/>
+            </w:pPr>
             <w:r>
               <w:rPr>
                 <w:i/>
@@ -2136,9 +2117,9 @@
                 <w:sz w:val="17"/>
                 <w:szCs w:val="17"/>
               </w:rPr>
-              <w:t>Describe</w:t>
-            </w:r>
-            <w:proofErr w:type="gramEnd"/>
+              <w:t xml:space="preserve">How will you investigate your research question? </w:t>
+            </w:r>
+            <w:proofErr w:type="gramStart"/>
             <w:r>
               <w:rPr>
                 <w:i/>
@@ -2147,6 +2128,17 @@
                 <w:sz w:val="17"/>
                 <w:szCs w:val="17"/>
               </w:rPr>
+              <w:t>Describe</w:t>
+            </w:r>
+            <w:proofErr w:type="gramEnd"/>
+            <w:r>
+              <w:rPr>
+                <w:i/>
+                <w:iCs/>
+                <w:color w:val="888888"/>
+                <w:sz w:val="17"/>
+                <w:szCs w:val="17"/>
+              </w:rPr>
               <w:t xml:space="preserve"> the methods, tools, and processes you will use. Justify your choices in relation to your artefact type and research question.</w:t>
             </w:r>
           </w:p>
@@ -2171,16 +2163,13 @@
               <w:spacing w:after="200"/>
             </w:pPr>
             <w:r>
-              <w:t xml:space="preserve">The findings from the literature and contextual review will influence the development of a series of small-scale playable prototypes created in unreal engine 5 or Unity </w:t>
-            </w:r>
-            <w:r>
-              <w:rPr>
-                <w:highlight w:val="red"/>
-              </w:rPr>
-              <w:t>(need to confirm this asap)</w:t>
-            </w:r>
-            <w:r>
-              <w:t>. Each prototype will explore a different environmental guidance technique, such as lighting, landmarks, and audio cues. Rather than investigating whether guidance techniques should be combined, the project will also explore how these techniques can be combined effectively to influence player navigation without relying on explicit guidance systems such as objective markers or yellow paint.</w:t>
+              <w:t>The findings from the literature and contextual review will influence the development of a series of small-scale playable prototypes created in unreal engine 5</w:t>
+            </w:r>
+            <w:r>
+              <w:t xml:space="preserve">. </w:t>
+            </w:r>
+            <w:r>
+              <w:t>Each prototype will explore a different environmental guidance technique, such as lighting, landmarks, and audio cues. Rather than investigating whether guidance techniques should be combined, the project will also explore how these techniques can be combined effectively to influence player navigation without relying on explicit guidance systems such as objective markers or yellow paint.</w:t>
             </w:r>
           </w:p>
           <w:p>
@@ -2188,7 +2177,11 @@
               <w:spacing w:after="200"/>
             </w:pPr>
             <w:r>
-              <w:t>User testing will be conducted at the end of development to evaluate the effectiveness of each prototype. Players will be asked to navigate the environments while observations are recorded. Feedback questionnaires will also be used to gather data.</w:t>
+              <w:t xml:space="preserve">User testing will be conducted during the later stages of development to evaluate the effectiveness of each environmental guidance technique. Participants will be asked to complete a navigation task within each prototype while their behaviour is observed and recorded. Quantitative data such as completion time, route selection, and instances where participants become lost or deviate from the intended path will be collected. Following each playtest session, participants will complete a short questionnaire to gather qualitative feedback regarding the clarity, immersion, and perceived effectiveness of the guidance techniques. The findings from these tests will be compared across the prototypes to identify which </w:t>
+            </w:r>
+            <w:r>
+              <w:lastRenderedPageBreak/>
+              <w:t>environmental guidance methods are most effective at influencing player navigation and decision making without relying on explicit guidance systems.</w:t>
             </w:r>
           </w:p>
           <w:p>
@@ -2440,42 +2433,6 @@
           </w:p>
           <w:p>
             <w:pPr>
-              <w:spacing w:before="60" w:after="60"/>
-              <w:jc w:val="center"/>
-              <w:rPr>
-                <w:i/>
-                <w:iCs/>
-                <w:color w:val="888888"/>
-                <w:sz w:val="17"/>
-                <w:szCs w:val="17"/>
-              </w:rPr>
-            </w:pPr>
-            <w:r>
-              <w:rPr>
-                <w:i/>
-                <w:iCs/>
-                <w:color w:val="888888"/>
-                <w:sz w:val="17"/>
-                <w:szCs w:val="17"/>
-                <w:highlight w:val="magenta"/>
-              </w:rPr>
-              <w:t>DONE</w:t>
-            </w:r>
-          </w:p>
-          <w:p>
-            <w:pPr>
-              <w:spacing w:before="60" w:after="60"/>
-              <w:rPr>
-                <w:i/>
-                <w:iCs/>
-                <w:color w:val="888888"/>
-                <w:sz w:val="17"/>
-                <w:szCs w:val="17"/>
-              </w:rPr>
-            </w:pPr>
-          </w:p>
-          <w:p>
-            <w:pPr>
               <w:spacing w:after="200"/>
               <w:rPr>
                 <w:b/>
@@ -2714,6 +2671,7 @@
               <w:spacing w:after="200"/>
             </w:pPr>
             <w:r>
+              <w:lastRenderedPageBreak/>
               <w:t xml:space="preserve">Intellectual Property and Asset licensing </w:t>
             </w:r>
           </w:p>
@@ -2761,7 +2719,6 @@
               <w:spacing w:after="200"/>
             </w:pPr>
             <w:r>
-              <w:lastRenderedPageBreak/>
               <w:t xml:space="preserve">Copyright </w:t>
             </w:r>
           </w:p>
@@ -3059,7 +3016,7 @@
               <w:spacing w:after="160"/>
             </w:pPr>
             <w:r>
-              <w:t xml:space="preserve"> </w:t>
+              <w:t>Need to be 100% sure this is the project I want to pursue as I will be spending a lot of time on this and it is my major portfolio piece</w:t>
             </w:r>
           </w:p>
         </w:tc>
@@ -3144,6 +3101,9 @@
             <w:r>
               <w:t xml:space="preserve"> Polish and submit proposal.</w:t>
             </w:r>
+            <w:r>
+              <w:t xml:space="preserve"> Viva Presentation </w:t>
+            </w:r>
           </w:p>
         </w:tc>
         <w:tc>
@@ -3168,7 +3128,7 @@
               <w:spacing w:after="160"/>
             </w:pPr>
             <w:r>
-              <w:t xml:space="preserve"> </w:t>
+              <w:t>Work shifts have been occupying a lot of my time, just returning from Falmouth</w:t>
             </w:r>
           </w:p>
         </w:tc>
@@ -3354,6 +3314,9 @@
             <w:pPr>
               <w:spacing w:after="160"/>
             </w:pPr>
+            <w:r>
+              <w:t>Create a reusable scene setup for the prototypes and create asset list</w:t>
+            </w:r>
           </w:p>
         </w:tc>
         <w:tc>
@@ -3377,6 +3340,9 @@
             <w:pPr>
               <w:spacing w:after="160"/>
             </w:pPr>
+            <w:r>
+              <w:t xml:space="preserve">Limited to free assets </w:t>
+            </w:r>
           </w:p>
         </w:tc>
       </w:tr>
@@ -3485,7 +3451,15 @@
               <w:spacing w:after="160"/>
             </w:pPr>
             <w:r>
-              <w:t xml:space="preserve"> </w:t>
+              <w:t xml:space="preserve">Scope becoming too large due to four separate prototypes </w:t>
+            </w:r>
+          </w:p>
+          <w:p>
+            <w:pPr>
+              <w:spacing w:after="160"/>
+            </w:pPr>
+            <w:r>
+              <w:t>Reuse assets and maintain a consistent level structure to combat this blocker</w:t>
             </w:r>
           </w:p>
         </w:tc>
@@ -3593,6 +3567,9 @@
             <w:pPr>
               <w:spacing w:after="160"/>
             </w:pPr>
+            <w:r>
+              <w:t>Possible time constraints</w:t>
+            </w:r>
           </w:p>
         </w:tc>
       </w:tr>
@@ -3675,13 +3652,7 @@
               <w:t>Landmark</w:t>
             </w:r>
             <w:r>
-              <w:t xml:space="preserve"> </w:t>
-            </w:r>
-            <w:r>
-              <w:rPr>
-                <w:highlight w:val="red"/>
-              </w:rPr>
-              <w:t>(audio )</w:t>
+              <w:t xml:space="preserve">/Audio </w:t>
             </w:r>
             <w:r>
               <w:t xml:space="preserve">Guidance </w:t>
@@ -3710,7 +3681,7 @@
               <w:spacing w:after="160"/>
             </w:pPr>
             <w:r>
-              <w:t xml:space="preserve"> </w:t>
+              <w:t xml:space="preserve">No Prior audio experience </w:t>
             </w:r>
           </w:p>
         </w:tc>
@@ -3818,6 +3789,9 @@
             <w:pPr>
               <w:spacing w:after="160"/>
             </w:pPr>
+            <w:r>
+              <w:t xml:space="preserve">Possible time constraints </w:t>
+            </w:r>
           </w:p>
         </w:tc>
       </w:tr>
@@ -3855,6 +3829,7 @@
                 <w:sz w:val="18"/>
                 <w:szCs w:val="18"/>
               </w:rPr>
+              <w:lastRenderedPageBreak/>
               <w:t>Week 10</w:t>
             </w:r>
           </w:p>
@@ -4227,7 +4202,6 @@
                 <w:sz w:val="18"/>
                 <w:szCs w:val="18"/>
               </w:rPr>
-              <w:lastRenderedPageBreak/>
               <w:t>Proposed method</w:t>
             </w:r>
           </w:p>
@@ -4286,22 +4260,64 @@
             <w:r>
               <w:t xml:space="preserve">Link to </w:t>
             </w:r>
+            <w:r>
+              <w:t>GitHub</w:t>
+            </w:r>
+            <w:r>
+              <w:t xml:space="preserve"> Repo – </w:t>
+            </w:r>
+            <w:r>
+              <w:t>https://github.com/Mdot5596/MA-Dissertation</w:t>
+            </w:r>
+          </w:p>
+          <w:p>
+            <w:pPr>
+              <w:spacing w:after="180"/>
+            </w:pPr>
+            <w:r>
+              <w:t xml:space="preserve">Link to Blog </w:t>
+            </w:r>
+            <w:r>
+              <w:t>–</w:t>
+            </w:r>
+            <w:r>
+              <w:t xml:space="preserve"> </w:t>
+            </w:r>
+            <w:r>
+              <w:t xml:space="preserve">NA </w:t>
+            </w:r>
+            <w:proofErr w:type="gramStart"/>
+            <w:r>
+              <w:t>at the moment</w:t>
+            </w:r>
+            <w:proofErr w:type="gramEnd"/>
+            <w:r>
+              <w:t xml:space="preserve"> </w:t>
+            </w:r>
+          </w:p>
+          <w:p>
+            <w:pPr>
+              <w:spacing w:after="180"/>
+            </w:pPr>
+            <w:r>
+              <w:t xml:space="preserve">Link to </w:t>
+            </w:r>
             <w:proofErr w:type="spellStart"/>
             <w:r>
-              <w:t>Github</w:t>
+              <w:t>Devlogs</w:t>
             </w:r>
             <w:proofErr w:type="spellEnd"/>
             <w:r>
-              <w:t xml:space="preserve"> Repo – </w:t>
-            </w:r>
-          </w:p>
-          <w:p>
-            <w:pPr>
-              <w:spacing w:after="180"/>
-            </w:pPr>
-            <w:r>
-              <w:t xml:space="preserve">Link to Blog - </w:t>
-            </w:r>
+              <w:t xml:space="preserve"> - </w:t>
+            </w:r>
+            <w:r>
+              <w:t xml:space="preserve">NA </w:t>
+            </w:r>
+            <w:proofErr w:type="gramStart"/>
+            <w:r>
+              <w:t>at the moment</w:t>
+            </w:r>
+            <w:proofErr w:type="gramEnd"/>
           </w:p>
         </w:tc>
       </w:tr>
@@ -4579,7 +4595,11 @@
               <w:spacing w:after="200"/>
             </w:pPr>
             <w:r>
-              <w:t xml:space="preserve">I read your proposal, which has many good aspects. The research question seems well-defined, and the artefacts to be produced are ambitious (4 prototypes) but sensible. I do think that the primary form this research will take is a software product. You can write a written article if you want to, but I don’t think this is required. Rather, I would recommend that you do a more </w:t>
+              <w:t xml:space="preserve">I read your proposal, which has many good aspects. The research question seems well-defined, and the artefacts to be produced are ambitious (4 prototypes) but sensible. I do think that the primary form this research will take is a software product. You can write a written article if you want to, but I don’t think this </w:t>
+            </w:r>
+            <w:r>
+              <w:lastRenderedPageBreak/>
+              <w:t xml:space="preserve">is required. Rather, I would recommend that you do a more </w:t>
             </w:r>
             <w:r>
               <w:rPr>
@@ -4644,7 +4664,6 @@
               <w:spacing w:after="200"/>
             </w:pPr>
             <w:r>
-              <w:lastRenderedPageBreak/>
               <w:t xml:space="preserve"> </w:t>
             </w:r>
           </w:p>
@@ -4752,12 +4771,12 @@
       </w:pPr>
     </w:p>
     <w:sectPr>
-      <w:headerReference w:type="even" r:id="rId10"/>
-      <w:headerReference w:type="default" r:id="rId11"/>
-      <w:footerReference w:type="even" r:id="rId12"/>
-      <w:footerReference w:type="default" r:id="rId13"/>
-      <w:headerReference w:type="first" r:id="rId14"/>
-      <w:footerReference w:type="first" r:id="rId15"/>
+      <w:headerReference w:type="even" r:id="rId11"/>
+      <w:headerReference w:type="default" r:id="rId12"/>
+      <w:footerReference w:type="even" r:id="rId13"/>
+      <w:footerReference w:type="default" r:id="rId14"/>
+      <w:headerReference w:type="first" r:id="rId15"/>
+      <w:footerReference w:type="first" r:id="rId16"/>
       <w:pgSz w:w="11906" w:h="16838"/>
       <w:pgMar w:top="1634" w:right="1134" w:bottom="1134" w:left="1134" w:header="708" w:footer="708" w:gutter="0"/>
       <w:cols w:space="720"/>
@@ -5889,7 +5908,7 @@
   <w:abstractNum w:abstractNumId="1" w15:restartNumberingAfterBreak="0">
     <w:nsid w:val="159071E7"/>
     <w:multiLevelType w:val="hybridMultilevel"/>
-    <w:tmpl w:val="7D0A7E40"/>
+    <w:tmpl w:val="A2C86D0E"/>
     <w:lvl w:ilvl="0" w:tplc="08090001">
       <w:start w:val="1"/>
       <w:numFmt w:val="bullet"/>
@@ -7509,7 +7528,6 @@
   <w:style w:type="character" w:default="1" w:styleId="DefaultParagraphFont">
     <w:name w:val="Default Paragraph Font"/>
     <w:uiPriority w:val="1"/>
-    <w:semiHidden/>
     <w:unhideWhenUsed/>
   </w:style>
   <w:style w:type="table" w:default="1" w:styleId="TableNormal">
